--- a/public/templates/service-location.docx
+++ b/public/templates/service-location.docx
@@ -4626,7 +4626,13 @@
           <w:szCs w:val="20"/>
           <w:u w:val="none"/>
         </w:rPr>
-        <w:t>{#photos}{%data}{/photos}</w:t>
+        <w:t>{#photos}</w:t>
+      </w:r>
+      <w:r>
+        <w:t xml:space="preserve">{%data}</w:t>
+      </w:r>
+      <w:r>
+        <w:t xml:space="preserve">{/photos}</w:t>
       </w:r>
     </w:p>
     <w:p>

--- a/public/templates/service-location.docx
+++ b/public/templates/service-location.docx
@@ -2916,6 +2916,11 @@
         <w:t xml:space="preserve"> DETAILS (DBYD) </w:t>
       </w:r>
     </w:p>
+    <w:p>
+      <w:r>
+        <w:t>{^dbydByClient}</w:t>
+      </w:r>
+    </w:p>
     <w:tbl>
       <w:tblPr>
         <w:tblStyle w:val="ListTable4-Accent4"/>
@@ -3279,6 +3284,19 @@
         </w:tc>
       </w:tr>
     </w:tbl>
+    <w:p>
+      <w:r>
+        <w:t>{/dbydByClient}</w:t>
+      </w:r>
+    </w:p>
+    <w:p>
+      <w:r>
+        <w:rPr>
+          <w:b/>
+        </w:rPr>
+        <w:t xml:space="preserve">{#dbydByClient}DBYD to be supplied by client{/dbydByClient}</w:t>
+      </w:r>
+    </w:p>
     <w:p>
       <w:pPr>
         <w:tabs>

--- a/public/templates/service-location.docx
+++ b/public/templates/service-location.docx
@@ -32,7 +32,6 @@
     <w:tbl>
       <w:tblPr>
         <w:tblStyle w:val="ListTable4-Accent4"/>
-        <w:tblpPr w:leftFromText="180" w:rightFromText="180" w:vertAnchor="text" w:horzAnchor="margin" w:tblpXSpec="center" w:tblpY="330"/>
         <w:tblW w:w="10940" w:type="dxa"/>
         <w:tblLook w:val="04A0" w:firstRow="1" w:lastRow="0" w:firstColumn="1" w:lastColumn="0" w:noHBand="0" w:noVBand="1"/>
       </w:tblPr>
@@ -602,71 +601,6 @@
           <w:szCs w:val="20"/>
           <w:u w:val="none"/>
         </w:rPr>
-        <mc:AlternateContent>
-          <mc:Choice Requires="wps">
-            <w:drawing>
-              <wp:anchor distT="0" distB="0" distL="114300" distR="114300" simplePos="0" relativeHeight="251659264" behindDoc="0" locked="0" layoutInCell="1" allowOverlap="1" wp14:anchorId="2DA3105A" wp14:editId="30246C73">
-                <wp:simplePos x="0" y="0"/>
-                <wp:positionH relativeFrom="column">
-                  <wp:posOffset>-271145</wp:posOffset>
-                </wp:positionH>
-                <wp:positionV relativeFrom="paragraph">
-                  <wp:posOffset>258445</wp:posOffset>
-                </wp:positionV>
-                <wp:extent cx="7010400" cy="0"/>
-                <wp:effectExtent l="0" t="19050" r="19050" b="19050"/>
-                <wp:wrapNone/>
-                <wp:docPr id="1773795089" name="Straight Connector 1"/>
-                <wp:cNvGraphicFramePr/>
-                <a:graphic xmlns:a="http://schemas.openxmlformats.org/drawingml/2006/main">
-                  <a:graphicData uri="http://schemas.microsoft.com/office/word/2010/wordprocessingShape">
-                    <wps:wsp>
-                      <wps:cNvCnPr/>
-                      <wps:spPr>
-                        <a:xfrm>
-                          <a:off x="0" y="0"/>
-                          <a:ext cx="7010400" cy="0"/>
-                        </a:xfrm>
-                        <a:prstGeom prst="line">
-                          <a:avLst/>
-                        </a:prstGeom>
-                        <a:ln w="28575"/>
-                      </wps:spPr>
-                      <wps:style>
-                        <a:lnRef idx="3">
-                          <a:schemeClr val="accent4"/>
-                        </a:lnRef>
-                        <a:fillRef idx="0">
-                          <a:schemeClr val="accent4"/>
-                        </a:fillRef>
-                        <a:effectRef idx="2">
-                          <a:schemeClr val="accent4"/>
-                        </a:effectRef>
-                        <a:fontRef idx="minor">
-                          <a:schemeClr val="tx1"/>
-                        </a:fontRef>
-                      </wps:style>
-                      <wps:bodyPr/>
-                    </wps:wsp>
-                  </a:graphicData>
-                </a:graphic>
-                <wp14:sizeRelH relativeFrom="margin">
-                  <wp14:pctWidth>0</wp14:pctWidth>
-                </wp14:sizeRelH>
-                <wp14:sizeRelV relativeFrom="margin">
-                  <wp14:pctHeight>0</wp14:pctHeight>
-                </wp14:sizeRelV>
-              </wp:anchor>
-            </w:drawing>
-          </mc:Choice>
-          <mc:Fallback>
-            <w:pict>
-              <v:line w14:anchorId="71164304" id="Straight Connector 1" o:spid="_x0000_s1026" style="position:absolute;z-index:251659264;visibility:visible;mso-wrap-style:square;mso-width-percent:0;mso-height-percent:0;mso-wrap-distance-left:9pt;mso-wrap-distance-top:0;mso-wrap-distance-right:9pt;mso-wrap-distance-bottom:0;mso-position-horizontal:absolute;mso-position-horizontal-relative:text;mso-position-vertical:absolute;mso-position-vertical-relative:text;mso-width-percent:0;mso-height-percent:0;mso-width-relative:margin;mso-height-relative:margin" from="-21.35pt,20.35pt" to="530.65pt,20.35pt" o:gfxdata="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" strokecolor="#ffc000 [3207]" strokeweight="2.25pt">
-                <v:stroke joinstyle="miter"/>
-              </v:line>
-            </w:pict>
-          </mc:Fallback>
-        </mc:AlternateContent>
       </w:r>
       <w:r>
         <w:rPr>
@@ -690,7 +624,6 @@
     </w:p>
     <w:tbl>
       <w:tblPr>
-        <w:tblpPr w:leftFromText="180" w:rightFromText="180" w:vertAnchor="text" w:horzAnchor="margin" w:tblpXSpec="center" w:tblpY="138"/>
         <w:tblW w:w="5453" w:type="pct"/>
         <w:tblCellMar>
           <w:left w:w="0" w:type="dxa"/>
@@ -2809,71 +2742,6 @@
           <w:szCs w:val="20"/>
           <w:u w:val="none"/>
         </w:rPr>
-        <mc:AlternateContent>
-          <mc:Choice Requires="wps">
-            <w:drawing>
-              <wp:anchor distT="0" distB="0" distL="114300" distR="114300" simplePos="0" relativeHeight="251661312" behindDoc="0" locked="0" layoutInCell="1" allowOverlap="1" wp14:anchorId="4FF59247" wp14:editId="7B18B096">
-                <wp:simplePos x="0" y="0"/>
-                <wp:positionH relativeFrom="column">
-                  <wp:posOffset>-271145</wp:posOffset>
-                </wp:positionH>
-                <wp:positionV relativeFrom="paragraph">
-                  <wp:posOffset>248920</wp:posOffset>
-                </wp:positionV>
-                <wp:extent cx="7010400" cy="0"/>
-                <wp:effectExtent l="0" t="19050" r="19050" b="19050"/>
-                <wp:wrapNone/>
-                <wp:docPr id="1013450028" name="Straight Connector 1"/>
-                <wp:cNvGraphicFramePr/>
-                <a:graphic xmlns:a="http://schemas.openxmlformats.org/drawingml/2006/main">
-                  <a:graphicData uri="http://schemas.microsoft.com/office/word/2010/wordprocessingShape">
-                    <wps:wsp>
-                      <wps:cNvCnPr/>
-                      <wps:spPr>
-                        <a:xfrm>
-                          <a:off x="0" y="0"/>
-                          <a:ext cx="7010400" cy="0"/>
-                        </a:xfrm>
-                        <a:prstGeom prst="line">
-                          <a:avLst/>
-                        </a:prstGeom>
-                        <a:ln w="28575"/>
-                      </wps:spPr>
-                      <wps:style>
-                        <a:lnRef idx="3">
-                          <a:schemeClr val="accent4"/>
-                        </a:lnRef>
-                        <a:fillRef idx="0">
-                          <a:schemeClr val="accent4"/>
-                        </a:fillRef>
-                        <a:effectRef idx="2">
-                          <a:schemeClr val="accent4"/>
-                        </a:effectRef>
-                        <a:fontRef idx="minor">
-                          <a:schemeClr val="tx1"/>
-                        </a:fontRef>
-                      </wps:style>
-                      <wps:bodyPr/>
-                    </wps:wsp>
-                  </a:graphicData>
-                </a:graphic>
-                <wp14:sizeRelH relativeFrom="margin">
-                  <wp14:pctWidth>0</wp14:pctWidth>
-                </wp14:sizeRelH>
-                <wp14:sizeRelV relativeFrom="margin">
-                  <wp14:pctHeight>0</wp14:pctHeight>
-                </wp14:sizeRelV>
-              </wp:anchor>
-            </w:drawing>
-          </mc:Choice>
-          <mc:Fallback>
-            <w:pict>
-              <v:line w14:anchorId="158F5B2A" id="Straight Connector 1" o:spid="_x0000_s1026" style="position:absolute;z-index:251661312;visibility:visible;mso-wrap-style:square;mso-width-percent:0;mso-height-percent:0;mso-wrap-distance-left:9pt;mso-wrap-distance-top:0;mso-wrap-distance-right:9pt;mso-wrap-distance-bottom:0;mso-position-horizontal:absolute;mso-position-horizontal-relative:text;mso-position-vertical:absolute;mso-position-vertical-relative:text;mso-width-percent:0;mso-height-percent:0;mso-width-relative:margin;mso-height-relative:margin" from="-21.35pt,19.6pt" to="530.65pt,19.6pt" o:gfxdata="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" strokecolor="#ffc000 [3207]" strokeweight="2.25pt">
-                <v:stroke joinstyle="miter"/>
-              </v:line>
-            </w:pict>
-          </mc:Fallback>
-        </mc:AlternateContent>
       </w:r>
       <w:r>
         <w:rPr>
@@ -2924,7 +2792,6 @@
     <w:tbl>
       <w:tblPr>
         <w:tblStyle w:val="ListTable4-Accent4"/>
-        <w:tblpPr w:leftFromText="180" w:rightFromText="180" w:vertAnchor="text" w:horzAnchor="margin" w:tblpXSpec="center" w:tblpY="296"/>
         <w:tblW w:w="10912" w:type="dxa"/>
         <w:tblLook w:val="04A0" w:firstRow="1" w:lastRow="0" w:firstColumn="1" w:lastColumn="0" w:noHBand="0" w:noVBand="1"/>
       </w:tblPr>
@@ -3376,71 +3243,6 @@
           <w:szCs w:val="20"/>
           <w:u w:val="none"/>
         </w:rPr>
-        <mc:AlternateContent>
-          <mc:Choice Requires="wps">
-            <w:drawing>
-              <wp:anchor distT="0" distB="0" distL="114300" distR="114300" simplePos="0" relativeHeight="251663360" behindDoc="0" locked="0" layoutInCell="1" allowOverlap="1" wp14:anchorId="4CA85B02" wp14:editId="79426A3A">
-                <wp:simplePos x="0" y="0"/>
-                <wp:positionH relativeFrom="column">
-                  <wp:posOffset>-271145</wp:posOffset>
-                </wp:positionH>
-                <wp:positionV relativeFrom="paragraph">
-                  <wp:posOffset>248920</wp:posOffset>
-                </wp:positionV>
-                <wp:extent cx="7010400" cy="0"/>
-                <wp:effectExtent l="0" t="19050" r="19050" b="19050"/>
-                <wp:wrapNone/>
-                <wp:docPr id="1221823085" name="Straight Connector 1"/>
-                <wp:cNvGraphicFramePr/>
-                <a:graphic xmlns:a="http://schemas.openxmlformats.org/drawingml/2006/main">
-                  <a:graphicData uri="http://schemas.microsoft.com/office/word/2010/wordprocessingShape">
-                    <wps:wsp>
-                      <wps:cNvCnPr/>
-                      <wps:spPr>
-                        <a:xfrm>
-                          <a:off x="0" y="0"/>
-                          <a:ext cx="7010400" cy="0"/>
-                        </a:xfrm>
-                        <a:prstGeom prst="line">
-                          <a:avLst/>
-                        </a:prstGeom>
-                        <a:ln w="28575"/>
-                      </wps:spPr>
-                      <wps:style>
-                        <a:lnRef idx="3">
-                          <a:schemeClr val="accent4"/>
-                        </a:lnRef>
-                        <a:fillRef idx="0">
-                          <a:schemeClr val="accent4"/>
-                        </a:fillRef>
-                        <a:effectRef idx="2">
-                          <a:schemeClr val="accent4"/>
-                        </a:effectRef>
-                        <a:fontRef idx="minor">
-                          <a:schemeClr val="tx1"/>
-                        </a:fontRef>
-                      </wps:style>
-                      <wps:bodyPr/>
-                    </wps:wsp>
-                  </a:graphicData>
-                </a:graphic>
-                <wp14:sizeRelH relativeFrom="margin">
-                  <wp14:pctWidth>0</wp14:pctWidth>
-                </wp14:sizeRelH>
-                <wp14:sizeRelV relativeFrom="margin">
-                  <wp14:pctHeight>0</wp14:pctHeight>
-                </wp14:sizeRelV>
-              </wp:anchor>
-            </w:drawing>
-          </mc:Choice>
-          <mc:Fallback>
-            <w:pict>
-              <v:line w14:anchorId="3E913623" id="Straight Connector 1" o:spid="_x0000_s1026" style="position:absolute;z-index:251663360;visibility:visible;mso-wrap-style:square;mso-width-percent:0;mso-height-percent:0;mso-wrap-distance-left:9pt;mso-wrap-distance-top:0;mso-wrap-distance-right:9pt;mso-wrap-distance-bottom:0;mso-position-horizontal:absolute;mso-position-horizontal-relative:text;mso-position-vertical:absolute;mso-position-vertical-relative:text;mso-width-percent:0;mso-height-percent:0;mso-width-relative:margin;mso-height-relative:margin" from="-21.35pt,19.6pt" to="530.65pt,19.6pt" o:gfxdata="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" strokecolor="#ffc000 [3207]" strokeweight="2.25pt">
-                <v:stroke joinstyle="miter"/>
-              </v:line>
-            </w:pict>
-          </mc:Fallback>
-        </mc:AlternateContent>
       </w:r>
       <w:r>
         <w:rPr>
@@ -3762,71 +3564,6 @@
           <w:szCs w:val="20"/>
           <w:u w:val="none"/>
         </w:rPr>
-        <mc:AlternateContent>
-          <mc:Choice Requires="wps">
-            <w:drawing>
-              <wp:anchor distT="0" distB="0" distL="114300" distR="114300" simplePos="0" relativeHeight="251665408" behindDoc="0" locked="0" layoutInCell="1" allowOverlap="1" wp14:anchorId="0C24A44D" wp14:editId="487A15EE">
-                <wp:simplePos x="0" y="0"/>
-                <wp:positionH relativeFrom="column">
-                  <wp:posOffset>-271145</wp:posOffset>
-                </wp:positionH>
-                <wp:positionV relativeFrom="paragraph">
-                  <wp:posOffset>258445</wp:posOffset>
-                </wp:positionV>
-                <wp:extent cx="7010400" cy="0"/>
-                <wp:effectExtent l="0" t="19050" r="19050" b="19050"/>
-                <wp:wrapNone/>
-                <wp:docPr id="2145409809" name="Straight Connector 1"/>
-                <wp:cNvGraphicFramePr/>
-                <a:graphic xmlns:a="http://schemas.openxmlformats.org/drawingml/2006/main">
-                  <a:graphicData uri="http://schemas.microsoft.com/office/word/2010/wordprocessingShape">
-                    <wps:wsp>
-                      <wps:cNvCnPr/>
-                      <wps:spPr>
-                        <a:xfrm>
-                          <a:off x="0" y="0"/>
-                          <a:ext cx="7010400" cy="0"/>
-                        </a:xfrm>
-                        <a:prstGeom prst="line">
-                          <a:avLst/>
-                        </a:prstGeom>
-                        <a:ln w="28575"/>
-                      </wps:spPr>
-                      <wps:style>
-                        <a:lnRef idx="3">
-                          <a:schemeClr val="accent4"/>
-                        </a:lnRef>
-                        <a:fillRef idx="0">
-                          <a:schemeClr val="accent4"/>
-                        </a:fillRef>
-                        <a:effectRef idx="2">
-                          <a:schemeClr val="accent4"/>
-                        </a:effectRef>
-                        <a:fontRef idx="minor">
-                          <a:schemeClr val="tx1"/>
-                        </a:fontRef>
-                      </wps:style>
-                      <wps:bodyPr/>
-                    </wps:wsp>
-                  </a:graphicData>
-                </a:graphic>
-                <wp14:sizeRelH relativeFrom="margin">
-                  <wp14:pctWidth>0</wp14:pctWidth>
-                </wp14:sizeRelH>
-                <wp14:sizeRelV relativeFrom="margin">
-                  <wp14:pctHeight>0</wp14:pctHeight>
-                </wp14:sizeRelV>
-              </wp:anchor>
-            </w:drawing>
-          </mc:Choice>
-          <mc:Fallback>
-            <w:pict>
-              <v:line w14:anchorId="30E519C4" id="Straight Connector 1" o:spid="_x0000_s1026" style="position:absolute;z-index:251665408;visibility:visible;mso-wrap-style:square;mso-width-percent:0;mso-height-percent:0;mso-wrap-distance-left:9pt;mso-wrap-distance-top:0;mso-wrap-distance-right:9pt;mso-wrap-distance-bottom:0;mso-position-horizontal:absolute;mso-position-horizontal-relative:text;mso-position-vertical:absolute;mso-position-vertical-relative:text;mso-width-percent:0;mso-height-percent:0;mso-width-relative:margin;mso-height-relative:margin" from="-21.35pt,20.35pt" to="530.65pt,20.35pt" o:gfxdata="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" strokecolor="#ffc000 [3207]" strokeweight="2.25pt">
-                <v:stroke joinstyle="miter"/>
-              </v:line>
-            </w:pict>
-          </mc:Fallback>
-        </mc:AlternateContent>
       </w:r>
       <w:r>
         <w:rPr>
@@ -4523,71 +4260,6 @@
           <w:szCs w:val="20"/>
           <w:u w:val="none"/>
         </w:rPr>
-        <mc:AlternateContent>
-          <mc:Choice Requires="wps">
-            <w:drawing>
-              <wp:anchor distT="0" distB="0" distL="114300" distR="114300" simplePos="0" relativeHeight="251667456" behindDoc="0" locked="0" layoutInCell="1" allowOverlap="1" wp14:anchorId="1E106983" wp14:editId="73863B69">
-                <wp:simplePos x="0" y="0"/>
-                <wp:positionH relativeFrom="column">
-                  <wp:posOffset>-271145</wp:posOffset>
-                </wp:positionH>
-                <wp:positionV relativeFrom="paragraph">
-                  <wp:posOffset>267970</wp:posOffset>
-                </wp:positionV>
-                <wp:extent cx="7010400" cy="0"/>
-                <wp:effectExtent l="0" t="19050" r="19050" b="19050"/>
-                <wp:wrapNone/>
-                <wp:docPr id="110125138" name="Straight Connector 1"/>
-                <wp:cNvGraphicFramePr/>
-                <a:graphic xmlns:a="http://schemas.openxmlformats.org/drawingml/2006/main">
-                  <a:graphicData uri="http://schemas.microsoft.com/office/word/2010/wordprocessingShape">
-                    <wps:wsp>
-                      <wps:cNvCnPr/>
-                      <wps:spPr>
-                        <a:xfrm>
-                          <a:off x="0" y="0"/>
-                          <a:ext cx="7010400" cy="0"/>
-                        </a:xfrm>
-                        <a:prstGeom prst="line">
-                          <a:avLst/>
-                        </a:prstGeom>
-                        <a:ln w="28575"/>
-                      </wps:spPr>
-                      <wps:style>
-                        <a:lnRef idx="3">
-                          <a:schemeClr val="accent4"/>
-                        </a:lnRef>
-                        <a:fillRef idx="0">
-                          <a:schemeClr val="accent4"/>
-                        </a:fillRef>
-                        <a:effectRef idx="2">
-                          <a:schemeClr val="accent4"/>
-                        </a:effectRef>
-                        <a:fontRef idx="minor">
-                          <a:schemeClr val="tx1"/>
-                        </a:fontRef>
-                      </wps:style>
-                      <wps:bodyPr/>
-                    </wps:wsp>
-                  </a:graphicData>
-                </a:graphic>
-                <wp14:sizeRelH relativeFrom="margin">
-                  <wp14:pctWidth>0</wp14:pctWidth>
-                </wp14:sizeRelH>
-                <wp14:sizeRelV relativeFrom="margin">
-                  <wp14:pctHeight>0</wp14:pctHeight>
-                </wp14:sizeRelV>
-              </wp:anchor>
-            </w:drawing>
-          </mc:Choice>
-          <mc:Fallback>
-            <w:pict>
-              <v:line w14:anchorId="64870373" id="Straight Connector 1" o:spid="_x0000_s1026" style="position:absolute;z-index:251667456;visibility:visible;mso-wrap-style:square;mso-width-percent:0;mso-height-percent:0;mso-wrap-distance-left:9pt;mso-wrap-distance-top:0;mso-wrap-distance-right:9pt;mso-wrap-distance-bottom:0;mso-position-horizontal:absolute;mso-position-horizontal-relative:text;mso-position-vertical:absolute;mso-position-vertical-relative:text;mso-width-percent:0;mso-height-percent:0;mso-width-relative:margin;mso-height-relative:margin" from="-21.35pt,21.1pt" to="530.65pt,21.1pt" o:gfxdata="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" strokecolor="#ffc000 [3207]" strokeweight="2.25pt">
-                <v:stroke joinstyle="miter"/>
-              </v:line>
-            </w:pict>
-          </mc:Fallback>
-        </mc:AlternateContent>
       </w:r>
       <w:r>
         <w:rPr>
@@ -4703,71 +4375,6 @@
           <w:szCs w:val="20"/>
           <w:u w:val="none"/>
         </w:rPr>
-        <mc:AlternateContent>
-          <mc:Choice Requires="wps">
-            <w:drawing>
-              <wp:anchor distT="0" distB="0" distL="114300" distR="114300" simplePos="0" relativeHeight="251669504" behindDoc="0" locked="0" layoutInCell="1" allowOverlap="1" wp14:anchorId="4439B4E7" wp14:editId="71B412E7">
-                <wp:simplePos x="0" y="0"/>
-                <wp:positionH relativeFrom="column">
-                  <wp:posOffset>-271145</wp:posOffset>
-                </wp:positionH>
-                <wp:positionV relativeFrom="paragraph">
-                  <wp:posOffset>248920</wp:posOffset>
-                </wp:positionV>
-                <wp:extent cx="7010400" cy="0"/>
-                <wp:effectExtent l="0" t="19050" r="19050" b="19050"/>
-                <wp:wrapNone/>
-                <wp:docPr id="433850156" name="Straight Connector 1"/>
-                <wp:cNvGraphicFramePr/>
-                <a:graphic xmlns:a="http://schemas.openxmlformats.org/drawingml/2006/main">
-                  <a:graphicData uri="http://schemas.microsoft.com/office/word/2010/wordprocessingShape">
-                    <wps:wsp>
-                      <wps:cNvCnPr/>
-                      <wps:spPr>
-                        <a:xfrm>
-                          <a:off x="0" y="0"/>
-                          <a:ext cx="7010400" cy="0"/>
-                        </a:xfrm>
-                        <a:prstGeom prst="line">
-                          <a:avLst/>
-                        </a:prstGeom>
-                        <a:ln w="28575"/>
-                      </wps:spPr>
-                      <wps:style>
-                        <a:lnRef idx="3">
-                          <a:schemeClr val="accent4"/>
-                        </a:lnRef>
-                        <a:fillRef idx="0">
-                          <a:schemeClr val="accent4"/>
-                        </a:fillRef>
-                        <a:effectRef idx="2">
-                          <a:schemeClr val="accent4"/>
-                        </a:effectRef>
-                        <a:fontRef idx="minor">
-                          <a:schemeClr val="tx1"/>
-                        </a:fontRef>
-                      </wps:style>
-                      <wps:bodyPr/>
-                    </wps:wsp>
-                  </a:graphicData>
-                </a:graphic>
-                <wp14:sizeRelH relativeFrom="margin">
-                  <wp14:pctWidth>0</wp14:pctWidth>
-                </wp14:sizeRelH>
-                <wp14:sizeRelV relativeFrom="margin">
-                  <wp14:pctHeight>0</wp14:pctHeight>
-                </wp14:sizeRelV>
-              </wp:anchor>
-            </w:drawing>
-          </mc:Choice>
-          <mc:Fallback>
-            <w:pict>
-              <v:line w14:anchorId="6E074540" id="Straight Connector 1" o:spid="_x0000_s1026" style="position:absolute;z-index:251669504;visibility:visible;mso-wrap-style:square;mso-width-percent:0;mso-height-percent:0;mso-wrap-distance-left:9pt;mso-wrap-distance-top:0;mso-wrap-distance-right:9pt;mso-wrap-distance-bottom:0;mso-position-horizontal:absolute;mso-position-horizontal-relative:text;mso-position-vertical:absolute;mso-position-vertical-relative:text;mso-width-percent:0;mso-height-percent:0;mso-width-relative:margin;mso-height-relative:margin" from="-21.35pt,19.6pt" to="530.65pt,19.6pt" o:gfxdata="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" strokecolor="#ffc000 [3207]" strokeweight="2.25pt">
-                <v:stroke joinstyle="miter"/>
-              </v:line>
-            </w:pict>
-          </mc:Fallback>
-        </mc:AlternateContent>
       </w:r>
       <w:r>
         <w:rPr>

--- a/public/templates/service-location.docx
+++ b/public/templates/service-location.docx
@@ -33,6 +33,8 @@
       <w:tblPr>
         <w:tblStyle w:val="ListTable4-Accent4"/>
         <w:tblW w:w="10940" w:type="dxa"/>
+        <w:jc w:val="left"/>
+        <w:tblInd w:w="0" w:type="dxa"/>
         <w:tblLook w:val="04A0" w:firstRow="1" w:lastRow="0" w:firstColumn="1" w:lastColumn="0" w:noHBand="0" w:noVBand="1"/>
       </w:tblPr>
       <w:tblGrid>
@@ -625,6 +627,8 @@
     <w:tbl>
       <w:tblPr>
         <w:tblW w:w="5453" w:type="pct"/>
+        <w:jc w:val="left"/>
+        <w:tblInd w:w="0" w:type="dxa"/>
         <w:tblCellMar>
           <w:left w:w="0" w:type="dxa"/>
           <w:right w:w="0" w:type="dxa"/>
@@ -2793,6 +2797,8 @@
       <w:tblPr>
         <w:tblStyle w:val="ListTable4-Accent4"/>
         <w:tblW w:w="10912" w:type="dxa"/>
+        <w:jc w:val="left"/>
+        <w:tblInd w:w="0" w:type="dxa"/>
         <w:tblLook w:val="04A0" w:firstRow="1" w:lastRow="0" w:firstColumn="1" w:lastColumn="0" w:noHBand="0" w:noVBand="1"/>
       </w:tblPr>
       <w:tblGrid>
@@ -4302,27 +4308,41 @@
     </w:p>
     <w:p>
       <w:pPr>
-        <w:pStyle w:val="Style1"/>
-        <w:ind w:left="-142" w:hanging="284"/>
-        <w:rPr>
-          <w:sz w:val="28"/>
-          <w:szCs w:val="20"/>
-          <w:u w:val="none"/>
-        </w:rPr>
-      </w:pPr>
-      <w:r>
-        <w:rPr>
-          <w:sz w:val="28"/>
-          <w:szCs w:val="20"/>
-          <w:u w:val="none"/>
-        </w:rPr>
+        <w:jc w:val="center"/>
+        <w:spacing w:before="120"/>
+      </w:pPr>
+      <w:r>
         <w:t>{#photos}</w:t>
       </w:r>
       <w:r>
         <w:t xml:space="preserve">{%data}</w:t>
       </w:r>
-      <w:r>
-        <w:t xml:space="preserve">{/photos}</w:t>
+    </w:p>
+    <w:p>
+      <w:pPr>
+        <w:jc w:val="center"/>
+      </w:pPr>
+      <w:r>
+        <w:rPr>
+          <w:b/>
+          <w:sz w:val="22"/>
+        </w:rPr>
+        <w:t xml:space="preserve">{name}</w:t>
+      </w:r>
+    </w:p>
+    <w:p>
+      <w:pPr>
+        <w:jc w:val="center"/>
+        <w:spacing w:after="200"/>
+      </w:pPr>
+      <w:r>
+        <w:rPr>
+          <w:sz w:val="20"/>
+        </w:rPr>
+        <w:t xml:space="preserve">{description}</w:t>
+      </w:r>
+      <w:r>
+        <w:t>{/photos}</w:t>
       </w:r>
     </w:p>
     <w:p>

--- a/public/templates/service-location.docx
+++ b/public/templates/service-location.docx
@@ -589,7 +589,7 @@
     <w:p>
       <w:pPr>
         <w:pStyle w:val="Style1"/>
-        <w:ind w:left="-142" w:hanging="284"/>
+        <w:ind w:left="0"/>
         <w:rPr>
           <w:sz w:val="28"/>
           <w:szCs w:val="20"/>
@@ -2732,7 +2732,7 @@
     <w:p>
       <w:pPr>
         <w:pStyle w:val="Style1"/>
-        <w:ind w:left="-142" w:hanging="284"/>
+        <w:ind w:left="0"/>
         <w:rPr>
           <w:sz w:val="28"/>
           <w:szCs w:val="20"/>
@@ -3235,7 +3235,7 @@
     <w:p>
       <w:pPr>
         <w:pStyle w:val="Style1"/>
-        <w:ind w:left="-142" w:hanging="284"/>
+        <w:ind w:left="0"/>
         <w:rPr>
           <w:sz w:val="28"/>
           <w:szCs w:val="20"/>
@@ -3262,7 +3262,7 @@
     <w:p>
       <w:pPr>
         <w:pStyle w:val="Style1"/>
-        <w:ind w:left="-142" w:hanging="284"/>
+        <w:ind w:left="0"/>
         <w:rPr>
           <w:sz w:val="22"/>
           <w:szCs w:val="16"/>
@@ -3556,7 +3556,7 @@
     <w:p>
       <w:pPr>
         <w:pStyle w:val="Style1"/>
-        <w:ind w:left="-142" w:hanging="284"/>
+        <w:ind w:left="0"/>
         <w:rPr>
           <w:sz w:val="28"/>
           <w:szCs w:val="20"/>
@@ -4287,7 +4287,7 @@
     <w:p>
       <w:pPr>
         <w:pStyle w:val="Style1"/>
-        <w:ind w:left="-142" w:hanging="284"/>
+        <w:ind w:left="0"/>
         <w:rPr>
           <w:sz w:val="28"/>
           <w:szCs w:val="20"/>
@@ -4298,7 +4298,7 @@
     <w:p>
       <w:pPr>
         <w:pStyle w:val="Style1"/>
-        <w:ind w:left="-142" w:hanging="284"/>
+        <w:ind w:left="0"/>
         <w:rPr>
           <w:sz w:val="28"/>
           <w:szCs w:val="20"/>
@@ -4309,7 +4309,7 @@
     <w:p>
       <w:pPr>
         <w:jc w:val="center"/>
-        <w:spacing w:before="120"/>
+        <w:spacing w:before="160" w:after="160"/>
       </w:pPr>
       <w:r>
         <w:t>{#photos}</w:t>
@@ -4317,11 +4317,9 @@
       <w:r>
         <w:t xml:space="preserve">{%data}</w:t>
       </w:r>
-    </w:p>
-    <w:p>
-      <w:pPr>
-        <w:jc w:val="center"/>
-      </w:pPr>
+      <w:r>
+        <w:br/>
+      </w:r>
       <w:r>
         <w:rPr>
           <w:b/>
@@ -4329,12 +4327,9 @@
         </w:rPr>
         <w:t xml:space="preserve">{name}</w:t>
       </w:r>
-    </w:p>
-    <w:p>
-      <w:pPr>
-        <w:jc w:val="center"/>
-        <w:spacing w:after="200"/>
-      </w:pPr>
+      <w:r>
+        <w:br/>
+      </w:r>
       <w:r>
         <w:rPr>
           <w:sz w:val="20"/>
@@ -4342,13 +4337,19 @@
         <w:t xml:space="preserve">{description}</w:t>
       </w:r>
       <w:r>
+        <w:br/>
+      </w:r>
+      <w:r>
+        <w:br/>
+      </w:r>
+      <w:r>
         <w:t>{/photos}</w:t>
       </w:r>
     </w:p>
     <w:p>
       <w:pPr>
         <w:pStyle w:val="Style1"/>
-        <w:ind w:left="-142" w:hanging="284"/>
+        <w:ind w:left="0"/>
         <w:rPr>
           <w:sz w:val="28"/>
           <w:szCs w:val="20"/>
@@ -4381,7 +4382,7 @@
     <w:p>
       <w:pPr>
         <w:pStyle w:val="Style1"/>
-        <w:ind w:left="-142" w:hanging="284"/>
+        <w:ind w:left="0"/>
         <w:rPr>
           <w:sz w:val="28"/>
           <w:szCs w:val="20"/>

--- a/public/templates/service-location.docx
+++ b/public/templates/service-location.docx
@@ -665,6 +665,7 @@
         <w:tc>
           <w:tcPr>
             <w:tcW w:w="3400" w:type="dxa"/>
+            <w:shd w:val="clear" w:color="auto" w:fill="FDF483"/>
             <w:tcMar>
               <w:top w:w="40" w:type="dxa"/>
               <w:left w:w="110" w:type="dxa"/>
@@ -760,7 +761,7 @@
         <w:tc>
           <w:tcPr>
             <w:tcW w:w="3400" w:type="dxa"/>
-            <w:shd w:val="clear" w:color="auto" w:fill="FBF6E9"/>
+            <w:shd w:val="clear" w:color="auto" w:fill="FBE4D5"/>
             <w:tcMar>
               <w:top w:w="40" w:type="dxa"/>
               <w:left w:w="110" w:type="dxa"/>
@@ -793,7 +794,6 @@
         <w:tc>
           <w:tcPr>
             <w:tcW w:w="1700" w:type="dxa"/>
-            <w:shd w:val="clear" w:color="auto" w:fill="FBF6E9"/>
             <w:tcMar>
               <w:top w:w="40" w:type="dxa"/>
               <w:left w:w="110" w:type="dxa"/>
@@ -825,7 +825,6 @@
         <w:tc>
           <w:tcPr>
             <w:tcW w:w="4986" w:type="dxa"/>
-            <w:shd w:val="clear" w:color="auto" w:fill="FBF6E9"/>
             <w:tcMar>
               <w:top w:w="40" w:type="dxa"/>
               <w:left w:w="110" w:type="dxa"/>
@@ -858,6 +857,7 @@
         <w:tc>
           <w:tcPr>
             <w:tcW w:w="3400" w:type="dxa"/>
+            <w:shd w:val="clear" w:color="auto" w:fill="92D050"/>
             <w:tcMar>
               <w:top w:w="40" w:type="dxa"/>
               <w:left w:w="110" w:type="dxa"/>
@@ -953,7 +953,6 @@
         <w:tc>
           <w:tcPr>
             <w:tcW w:w="3400" w:type="dxa"/>
-            <w:shd w:val="clear" w:color="auto" w:fill="FBF6E9"/>
             <w:tcMar>
               <w:top w:w="40" w:type="dxa"/>
               <w:left w:w="110" w:type="dxa"/>
@@ -986,7 +985,6 @@
         <w:tc>
           <w:tcPr>
             <w:tcW w:w="1700" w:type="dxa"/>
-            <w:shd w:val="clear" w:color="auto" w:fill="FBF6E9"/>
             <w:tcMar>
               <w:top w:w="40" w:type="dxa"/>
               <w:left w:w="110" w:type="dxa"/>
@@ -1018,7 +1016,6 @@
         <w:tc>
           <w:tcPr>
             <w:tcW w:w="4986" w:type="dxa"/>
-            <w:shd w:val="clear" w:color="auto" w:fill="FBF6E9"/>
             <w:tcMar>
               <w:top w:w="40" w:type="dxa"/>
               <w:left w:w="110" w:type="dxa"/>
@@ -1051,6 +1048,7 @@
         <w:tc>
           <w:tcPr>
             <w:tcW w:w="3400" w:type="dxa"/>
+            <w:shd w:val="clear" w:color="auto" w:fill="F4B083"/>
             <w:tcMar>
               <w:top w:w="40" w:type="dxa"/>
               <w:left w:w="110" w:type="dxa"/>
@@ -1146,7 +1144,7 @@
         <w:tc>
           <w:tcPr>
             <w:tcW w:w="3400" w:type="dxa"/>
-            <w:shd w:val="clear" w:color="auto" w:fill="FBF6E9"/>
+            <w:shd w:val="clear" w:color="auto" w:fill="F4B083"/>
             <w:tcMar>
               <w:top w:w="40" w:type="dxa"/>
               <w:left w:w="110" w:type="dxa"/>
@@ -1179,7 +1177,6 @@
         <w:tc>
           <w:tcPr>
             <w:tcW w:w="1700" w:type="dxa"/>
-            <w:shd w:val="clear" w:color="auto" w:fill="FBF6E9"/>
             <w:tcMar>
               <w:top w:w="40" w:type="dxa"/>
               <w:left w:w="110" w:type="dxa"/>
@@ -1211,7 +1208,6 @@
         <w:tc>
           <w:tcPr>
             <w:tcW w:w="4986" w:type="dxa"/>
-            <w:shd w:val="clear" w:color="auto" w:fill="FBF6E9"/>
             <w:tcMar>
               <w:top w:w="40" w:type="dxa"/>
               <w:left w:w="110" w:type="dxa"/>
@@ -1244,6 +1240,7 @@
         <w:tc>
           <w:tcPr>
             <w:tcW w:w="3400" w:type="dxa"/>
+            <w:shd w:val="clear" w:color="auto" w:fill="F4B083"/>
             <w:tcMar>
               <w:top w:w="40" w:type="dxa"/>
               <w:left w:w="110" w:type="dxa"/>
@@ -1339,7 +1336,7 @@
         <w:tc>
           <w:tcPr>
             <w:tcW w:w="3400" w:type="dxa"/>
-            <w:shd w:val="clear" w:color="auto" w:fill="FBF6E9"/>
+            <w:shd w:val="clear" w:color="auto" w:fill="8EAADB"/>
             <w:tcMar>
               <w:top w:w="40" w:type="dxa"/>
               <w:left w:w="110" w:type="dxa"/>
@@ -1372,7 +1369,6 @@
         <w:tc>
           <w:tcPr>
             <w:tcW w:w="1700" w:type="dxa"/>
-            <w:shd w:val="clear" w:color="auto" w:fill="FBF6E9"/>
             <w:tcMar>
               <w:top w:w="40" w:type="dxa"/>
               <w:left w:w="110" w:type="dxa"/>
@@ -1404,7 +1400,6 @@
         <w:tc>
           <w:tcPr>
             <w:tcW w:w="4986" w:type="dxa"/>
-            <w:shd w:val="clear" w:color="auto" w:fill="FBF6E9"/>
             <w:tcMar>
               <w:top w:w="40" w:type="dxa"/>
               <w:left w:w="110" w:type="dxa"/>
@@ -1437,30 +1432,31 @@
         <w:tc>
           <w:tcPr>
             <w:tcW w:w="3400" w:type="dxa"/>
-            <w:tcMar>
-              <w:top w:w="40" w:type="dxa"/>
-              <w:left w:w="110" w:type="dxa"/>
-              <w:bottom w:w="40" w:type="dxa"/>
-              <w:right w:w="110" w:type="dxa"/>
-            </w:tcMar>
-            <w:vAlign w:val="center"/>
-          </w:tcPr>
-          <w:p>
-            <w:pPr>
-              <w:spacing w:after="0" w:line="240" w:lineRule="auto"/>
-              <w:rPr>
-                <w:sz w:val="20"/>
-                <w:szCs w:val="20"/>
-                <w:b/>
-                <w:color w:val="130C0E"/>
-              </w:rPr>
-            </w:pPr>
-            <w:r>
-              <w:rPr>
-                <w:sz w:val="20"/>
-                <w:szCs w:val="20"/>
-                <w:b/>
-                <w:color w:val="130C0E"/>
+            <w:shd w:val="clear" w:color="auto" w:fill="C45911"/>
+            <w:tcMar>
+              <w:top w:w="40" w:type="dxa"/>
+              <w:left w:w="110" w:type="dxa"/>
+              <w:bottom w:w="40" w:type="dxa"/>
+              <w:right w:w="110" w:type="dxa"/>
+            </w:tcMar>
+            <w:vAlign w:val="center"/>
+          </w:tcPr>
+          <w:p>
+            <w:pPr>
+              <w:spacing w:after="0" w:line="240" w:lineRule="auto"/>
+              <w:rPr>
+                <w:sz w:val="20"/>
+                <w:szCs w:val="20"/>
+                <w:b/>
+                <w:color w:val="FFFFFF"/>
+              </w:rPr>
+            </w:pPr>
+            <w:r>
+              <w:rPr>
+                <w:sz w:val="20"/>
+                <w:szCs w:val="20"/>
+                <w:b/>
+                <w:color w:val="FFFFFF"/>
               </w:rPr>
               <w:t xml:space="preserve">Fire Main</w:t>
             </w:r>
@@ -1532,7 +1528,6 @@
         <w:tc>
           <w:tcPr>
             <w:tcW w:w="3400" w:type="dxa"/>
-            <w:shd w:val="clear" w:color="auto" w:fill="FBF6E9"/>
             <w:tcMar>
               <w:top w:w="40" w:type="dxa"/>
               <w:left w:w="110" w:type="dxa"/>
@@ -1565,7 +1560,6 @@
         <w:tc>
           <w:tcPr>
             <w:tcW w:w="1700" w:type="dxa"/>
-            <w:shd w:val="clear" w:color="auto" w:fill="FBF6E9"/>
             <w:tcMar>
               <w:top w:w="40" w:type="dxa"/>
               <w:left w:w="110" w:type="dxa"/>
@@ -1597,7 +1591,6 @@
         <w:tc>
           <w:tcPr>
             <w:tcW w:w="4986" w:type="dxa"/>
-            <w:shd w:val="clear" w:color="auto" w:fill="FBF6E9"/>
             <w:tcMar>
               <w:top w:w="40" w:type="dxa"/>
               <w:left w:w="110" w:type="dxa"/>
@@ -1630,6 +1623,7 @@
         <w:tc>
           <w:tcPr>
             <w:tcW w:w="3400" w:type="dxa"/>
+            <w:shd w:val="clear" w:color="auto" w:fill="D777C5"/>
             <w:tcMar>
               <w:top w:w="40" w:type="dxa"/>
               <w:left w:w="110" w:type="dxa"/>
@@ -1725,7 +1719,7 @@
         <w:tc>
           <w:tcPr>
             <w:tcW w:w="3400" w:type="dxa"/>
-            <w:shd w:val="clear" w:color="auto" w:fill="FBF6E9"/>
+            <w:shd w:val="clear" w:color="auto" w:fill="FF3399"/>
             <w:tcMar>
               <w:top w:w="40" w:type="dxa"/>
               <w:left w:w="110" w:type="dxa"/>
@@ -1758,7 +1752,6 @@
         <w:tc>
           <w:tcPr>
             <w:tcW w:w="1700" w:type="dxa"/>
-            <w:shd w:val="clear" w:color="auto" w:fill="FBF6E9"/>
             <w:tcMar>
               <w:top w:w="40" w:type="dxa"/>
               <w:left w:w="110" w:type="dxa"/>
@@ -1790,7 +1783,6 @@
         <w:tc>
           <w:tcPr>
             <w:tcW w:w="4986" w:type="dxa"/>
-            <w:shd w:val="clear" w:color="auto" w:fill="FBF6E9"/>
             <w:tcMar>
               <w:top w:w="40" w:type="dxa"/>
               <w:left w:w="110" w:type="dxa"/>

--- a/public/templates/service-location.docx
+++ b/public/templates/service-location.docx
@@ -2397,6 +2397,537 @@
       </w:r>
       <w:r>
         <w:t>{/photos}</w:t>
+      </w:r>
+    </w:p>
+    <w:p>
+      <w:pPr>
+        <w:pageBreakBefore/>
+        <w:pBdr>
+          <w:left w:val="single" w:sz="36" w:space="8" w:color="FFC20E"/>
+        </w:pBdr>
+        <w:spacing w:before="220" w:after="90"/>
+        <w:rPr>
+          <w:sz w:val="24"/>
+          <w:szCs w:val="24"/>
+          <w:b/>
+          <w:color w:val="130C0E"/>
+        </w:rPr>
+      </w:pPr>
+      <w:r>
+        <w:rPr>
+          <w:sz w:val="24"/>
+          <w:szCs w:val="24"/>
+          <w:b/>
+          <w:color w:val="130C0E"/>
+        </w:rPr>
+        <w:t xml:space="preserve">Service location quality</w:t>
+      </w:r>
+    </w:p>
+    <w:p>
+      <w:pPr>
+        <w:spacing w:after="0" w:line="240" w:lineRule="auto"/>
+        <w:rPr>
+          <w:sz w:val="21"/>
+          <w:szCs w:val="21"/>
+          <w:b/>
+          <w:color w:val="130C0E"/>
+        </w:rPr>
+      </w:pPr>
+      <w:r>
+        <w:rPr>
+          <w:sz w:val="21"/>
+          <w:szCs w:val="21"/>
+          <w:b/>
+          <w:color w:val="130C0E"/>
+        </w:rPr>
+        <w:t xml:space="preserve">(Category A) Direct Services Location</w:t>
+      </w:r>
+    </w:p>
+    <w:p>
+      <w:pPr>
+        <w:spacing w:after="60" w:line="252" w:lineRule="auto"/>
+        <w:ind w:left="360" w:hanging="220"/>
+        <w:rPr>
+          <w:sz w:val="19"/>
+          <w:szCs w:val="19"/>
+          <w:color w:val="333333"/>
+        </w:rPr>
+      </w:pPr>
+      <w:r>
+        <w:rPr>
+          <w:sz w:val="19"/>
+          <w:szCs w:val="19"/>
+          <w:color w:val="333333"/>
+        </w:rPr>
+        <w:t xml:space="preserve">•  Direct Service location is the highest accuracy order of service location. It refers to services which are openly visible and can be surveyed by direct measurement to the object.</w:t>
+      </w:r>
+    </w:p>
+    <w:p>
+      <w:pPr>
+        <w:spacing w:after="60" w:line="252" w:lineRule="auto"/>
+        <w:ind w:left="360" w:hanging="220"/>
+        <w:rPr>
+          <w:sz w:val="19"/>
+          <w:szCs w:val="19"/>
+          <w:color w:val="333333"/>
+        </w:rPr>
+      </w:pPr>
+      <w:r>
+        <w:rPr>
+          <w:sz w:val="19"/>
+          <w:szCs w:val="19"/>
+          <w:color w:val="333333"/>
+        </w:rPr>
+        <w:t xml:space="preserve">•  Examples include: exposed pipes, open cable trenches and exposed drainage where invert/obvert measurement is possible.</w:t>
+      </w:r>
+    </w:p>
+    <w:p>
+      <w:pPr>
+        <w:spacing w:after="0" w:line="240" w:lineRule="auto"/>
+        <w:rPr>
+          <w:sz w:val="21"/>
+          <w:szCs w:val="21"/>
+          <w:b/>
+          <w:color w:val="130C0E"/>
+        </w:rPr>
+      </w:pPr>
+      <w:r>
+        <w:rPr>
+          <w:sz w:val="21"/>
+          <w:szCs w:val="21"/>
+          <w:b/>
+          <w:color w:val="130C0E"/>
+        </w:rPr>
+        <w:t xml:space="preserve">(Category B) Active Services Location</w:t>
+      </w:r>
+    </w:p>
+    <w:p>
+      <w:pPr>
+        <w:spacing w:after="60" w:line="252" w:lineRule="auto"/>
+        <w:ind w:left="360" w:hanging="220"/>
+        <w:rPr>
+          <w:sz w:val="19"/>
+          <w:szCs w:val="19"/>
+          <w:color w:val="333333"/>
+        </w:rPr>
+      </w:pPr>
+      <w:r>
+        <w:rPr>
+          <w:sz w:val="19"/>
+          <w:szCs w:val="19"/>
+          <w:color w:val="333333"/>
+        </w:rPr>
+        <w:t xml:space="preserve">•  Active Services are to be located using Location methods whereby services are traced using an electromagnetic signal emitted from the transmitter and received by the service detection device.</w:t>
+      </w:r>
+    </w:p>
+    <w:p>
+      <w:pPr>
+        <w:spacing w:after="60" w:line="252" w:lineRule="auto"/>
+        <w:ind w:left="360" w:hanging="220"/>
+        <w:rPr>
+          <w:sz w:val="19"/>
+          <w:szCs w:val="19"/>
+          <w:color w:val="333333"/>
+        </w:rPr>
+      </w:pPr>
+      <w:r>
+        <w:rPr>
+          <w:sz w:val="19"/>
+          <w:szCs w:val="19"/>
+          <w:color w:val="333333"/>
+        </w:rPr>
+        <w:t xml:space="preserve">•  Examples of Active Location methods include using a Direct Connection or Induction Clamp. Readings are required to be marked on the ground surface.</w:t>
+      </w:r>
+    </w:p>
+    <w:p>
+      <w:pPr>
+        <w:spacing w:after="60" w:line="252" w:lineRule="auto"/>
+        <w:ind w:left="360" w:hanging="220"/>
+        <w:rPr>
+          <w:sz w:val="19"/>
+          <w:szCs w:val="19"/>
+          <w:color w:val="333333"/>
+        </w:rPr>
+      </w:pPr>
+      <w:r>
+        <w:rPr>
+          <w:sz w:val="19"/>
+          <w:szCs w:val="19"/>
+          <w:color w:val="333333"/>
+        </w:rPr>
+        <w:t xml:space="preserve">•  Active Location methods are suitable for metal conduits, cables that are welded, soldered, or braided together or where a tracing wire/cathodic protection is present. This method is mandatory for rail services.</w:t>
+      </w:r>
+    </w:p>
+    <w:p>
+      <w:pPr>
+        <w:spacing w:after="0" w:line="240" w:lineRule="auto"/>
+        <w:rPr>
+          <w:sz w:val="21"/>
+          <w:szCs w:val="21"/>
+          <w:b/>
+          <w:color w:val="130C0E"/>
+        </w:rPr>
+      </w:pPr>
+      <w:r>
+        <w:rPr>
+          <w:sz w:val="21"/>
+          <w:szCs w:val="21"/>
+          <w:b/>
+          <w:color w:val="130C0E"/>
+        </w:rPr>
+        <w:t xml:space="preserve">(Category C) Passive Services Location</w:t>
+      </w:r>
+    </w:p>
+    <w:p>
+      <w:pPr>
+        <w:spacing w:after="60" w:line="252" w:lineRule="auto"/>
+        <w:ind w:left="360" w:hanging="220"/>
+        <w:rPr>
+          <w:sz w:val="19"/>
+          <w:szCs w:val="19"/>
+          <w:color w:val="333333"/>
+        </w:rPr>
+      </w:pPr>
+      <w:r>
+        <w:rPr>
+          <w:sz w:val="19"/>
+          <w:szCs w:val="19"/>
+          <w:color w:val="333333"/>
+        </w:rPr>
+        <w:t xml:space="preserve">•  Passive Services Location uses passive methods which do not involve the use of an electromagnetic signal, transponders, or sondes. In this class the service detection device is used as a standalone.</w:t>
+      </w:r>
+    </w:p>
+    <w:p>
+      <w:pPr>
+        <w:spacing w:after="60" w:line="252" w:lineRule="auto"/>
+        <w:ind w:left="360" w:hanging="220"/>
+        <w:rPr>
+          <w:sz w:val="19"/>
+          <w:szCs w:val="19"/>
+          <w:color w:val="333333"/>
+        </w:rPr>
+      </w:pPr>
+      <w:r>
+        <w:rPr>
+          <w:sz w:val="19"/>
+          <w:szCs w:val="19"/>
+          <w:color w:val="333333"/>
+        </w:rPr>
+        <w:t xml:space="preserve">•  Examples of Passive Service Location capture include radiolocation or GPR. These methods are commonly used for materials such as cast iron or steel pipes where active induction is not possible. Readings are required to be marked on the ground surface.</w:t>
+      </w:r>
+    </w:p>
+    <w:p>
+      <w:pPr>
+        <w:spacing w:after="0" w:line="240" w:lineRule="auto"/>
+        <w:rPr>
+          <w:sz w:val="21"/>
+          <w:szCs w:val="21"/>
+          <w:b/>
+          <w:color w:val="130C0E"/>
+        </w:rPr>
+      </w:pPr>
+      <w:r>
+        <w:rPr>
+          <w:sz w:val="21"/>
+          <w:szCs w:val="21"/>
+          <w:b/>
+          <w:color w:val="130C0E"/>
+        </w:rPr>
+        <w:t xml:space="preserve">(Category D) Unverified Services Location</w:t>
+      </w:r>
+    </w:p>
+    <w:p>
+      <w:pPr>
+        <w:spacing w:after="60" w:line="252" w:lineRule="auto"/>
+        <w:ind w:left="360" w:hanging="220"/>
+        <w:rPr>
+          <w:sz w:val="19"/>
+          <w:szCs w:val="19"/>
+          <w:color w:val="333333"/>
+        </w:rPr>
+      </w:pPr>
+      <w:r>
+        <w:rPr>
+          <w:sz w:val="19"/>
+          <w:szCs w:val="19"/>
+          <w:color w:val="333333"/>
+        </w:rPr>
+        <w:t xml:space="preserve">•  Unverified Services are services that have been located without confirmation by any of the above-mentioned methods. Unverified Services can include service locations approximated from DBYD plans or by joining top stones. The resulting services will be determined as unverified services.</w:t>
+      </w:r>
+    </w:p>
+    <w:p>
+      <w:pPr>
+        <w:spacing w:after="60" w:line="252" w:lineRule="auto"/>
+        <w:ind w:left="360" w:hanging="220"/>
+        <w:rPr>
+          <w:sz w:val="19"/>
+          <w:szCs w:val="19"/>
+          <w:color w:val="333333"/>
+        </w:rPr>
+      </w:pPr>
+      <w:r>
+        <w:rPr>
+          <w:sz w:val="19"/>
+          <w:szCs w:val="19"/>
+          <w:color w:val="333333"/>
+        </w:rPr>
+        <w:t xml:space="preserve">•  Unverified location methods are commonly used for materials such as plastic poly tubing, clay, concrete, or uninsulated/rubber jointed cast iron pipes where other methods are not possible.</w:t>
+      </w:r>
+    </w:p>
+    <w:p>
+      <w:pPr>
+        <w:pBdr>
+          <w:left w:val="single" w:sz="36" w:space="8" w:color="FFC20E"/>
+        </w:pBdr>
+        <w:spacing w:before="220" w:after="90"/>
+        <w:rPr>
+          <w:sz w:val="24"/>
+          <w:szCs w:val="24"/>
+          <w:b/>
+          <w:color w:val="130C0E"/>
+        </w:rPr>
+      </w:pPr>
+      <w:r>
+        <w:rPr>
+          <w:sz w:val="24"/>
+          <w:szCs w:val="24"/>
+          <w:b/>
+          <w:color w:val="130C0E"/>
+        </w:rPr>
+        <w:t xml:space="preserve">Terms and conditions</w:t>
+      </w:r>
+    </w:p>
+    <w:p>
+      <w:pPr>
+        <w:spacing w:after="0" w:line="240" w:lineRule="auto"/>
+        <w:rPr>
+          <w:sz w:val="20"/>
+          <w:szCs w:val="20"/>
+          <w:color w:val="130C0E"/>
+        </w:rPr>
+      </w:pPr>
+      <w:r>
+        <w:rPr>
+          <w:sz w:val="20"/>
+          <w:szCs w:val="20"/>
+          <w:color w:val="130C0E"/>
+        </w:rPr>
+        <w:t xml:space="preserve">Engineering Surveys accepts no responsibility for damage occurring to Underground services, other than as a direct result of its negligence. All Engineering Surveys employees undertake regular Training and compliance with industry standards.</w:t>
+      </w:r>
+    </w:p>
+    <w:p>
+      <w:pPr>
+        <w:spacing w:after="40" w:line="60" w:lineRule="auto"/>
+      </w:pPr>
+    </w:p>
+    <w:p>
+      <w:pPr>
+        <w:spacing w:after="0" w:line="240" w:lineRule="auto"/>
+        <w:rPr>
+          <w:sz w:val="20"/>
+          <w:szCs w:val="20"/>
+          <w:b/>
+          <w:color w:val="130C0E"/>
+        </w:rPr>
+      </w:pPr>
+      <w:r>
+        <w:rPr>
+          <w:sz w:val="20"/>
+          <w:szCs w:val="20"/>
+          <w:b/>
+          <w:color w:val="130C0E"/>
+        </w:rPr>
+        <w:t xml:space="preserve">Engineering Surveys will not accept responsibility for damage under the following:</w:t>
+      </w:r>
+    </w:p>
+    <w:p>
+      <w:pPr>
+        <w:spacing w:after="60" w:line="252" w:lineRule="auto"/>
+        <w:ind w:left="360" w:hanging="220"/>
+        <w:rPr>
+          <w:sz w:val="19"/>
+          <w:szCs w:val="19"/>
+          <w:color w:val="333333"/>
+        </w:rPr>
+      </w:pPr>
+      <w:r>
+        <w:rPr>
+          <w:sz w:val="19"/>
+          <w:szCs w:val="19"/>
+          <w:color w:val="333333"/>
+        </w:rPr>
+        <w:t xml:space="preserve">•  Damage to any services outside the area designated by the client, as is the entire area in which work will be carried out, and/or</w:t>
+      </w:r>
+    </w:p>
+    <w:p>
+      <w:pPr>
+        <w:spacing w:after="60" w:line="252" w:lineRule="auto"/>
+        <w:ind w:left="360" w:hanging="220"/>
+        <w:rPr>
+          <w:sz w:val="19"/>
+          <w:szCs w:val="19"/>
+          <w:color w:val="333333"/>
+        </w:rPr>
+      </w:pPr>
+      <w:r>
+        <w:rPr>
+          <w:sz w:val="19"/>
+          <w:szCs w:val="19"/>
+          <w:color w:val="333333"/>
+        </w:rPr>
+        <w:t xml:space="preserve">•  Damage to any service which has not been indicated, or incorrectly indicated on plans obtained through dial before you dig, or from any other source, and/or</w:t>
+      </w:r>
+    </w:p>
+    <w:p>
+      <w:pPr>
+        <w:spacing w:after="60" w:line="252" w:lineRule="auto"/>
+        <w:ind w:left="360" w:hanging="220"/>
+        <w:rPr>
+          <w:sz w:val="19"/>
+          <w:szCs w:val="19"/>
+          <w:color w:val="333333"/>
+        </w:rPr>
+      </w:pPr>
+      <w:r>
+        <w:rPr>
+          <w:sz w:val="19"/>
+          <w:szCs w:val="19"/>
+          <w:color w:val="333333"/>
+        </w:rPr>
+        <w:t xml:space="preserve">•  Where the spray marker is no longer visible/legible, and/or</w:t>
+      </w:r>
+    </w:p>
+    <w:p>
+      <w:pPr>
+        <w:spacing w:after="60" w:line="252" w:lineRule="auto"/>
+        <w:ind w:left="360" w:hanging="220"/>
+        <w:rPr>
+          <w:sz w:val="19"/>
+          <w:szCs w:val="19"/>
+          <w:color w:val="333333"/>
+        </w:rPr>
+      </w:pPr>
+      <w:r>
+        <w:rPr>
+          <w:sz w:val="19"/>
+          <w:szCs w:val="19"/>
+          <w:color w:val="333333"/>
+        </w:rPr>
+        <w:t xml:space="preserve">•  Failure by the client to physically expose (by non-destructive potholing methods) any marked services to confirm alignment and depth. Refer to affected asset owners ‘Duty of care’ for safe approach distance requirements, and/or</w:t>
+      </w:r>
+    </w:p>
+    <w:p>
+      <w:pPr>
+        <w:spacing w:after="60" w:line="252" w:lineRule="auto"/>
+        <w:ind w:left="360" w:hanging="220"/>
+        <w:rPr>
+          <w:sz w:val="19"/>
+          <w:szCs w:val="19"/>
+          <w:color w:val="333333"/>
+        </w:rPr>
+      </w:pPr>
+      <w:r>
+        <w:rPr>
+          <w:sz w:val="19"/>
+          <w:szCs w:val="19"/>
+          <w:color w:val="333333"/>
+        </w:rPr>
+        <w:t xml:space="preserve">•  Non-conductive services are not detectable with equipment currently available. No responsibility is taken for any damage incurred to any non-conductive services (i.e. poly, pvc, concrete, and earthenware etc.), and/or</w:t>
+      </w:r>
+    </w:p>
+    <w:p>
+      <w:pPr>
+        <w:spacing w:after="60" w:line="252" w:lineRule="auto"/>
+        <w:ind w:left="360" w:hanging="220"/>
+        <w:rPr>
+          <w:sz w:val="19"/>
+          <w:szCs w:val="19"/>
+          <w:color w:val="333333"/>
+        </w:rPr>
+      </w:pPr>
+      <w:r>
+        <w:rPr>
+          <w:sz w:val="19"/>
+          <w:szCs w:val="19"/>
+          <w:color w:val="333333"/>
+        </w:rPr>
+        <w:t xml:space="preserve">•  Where no visible signs or reasonable access to a conductive service is known, and/or</w:t>
+      </w:r>
+    </w:p>
+    <w:p>
+      <w:pPr>
+        <w:spacing w:after="60" w:line="252" w:lineRule="auto"/>
+        <w:ind w:left="360" w:hanging="220"/>
+        <w:rPr>
+          <w:sz w:val="19"/>
+          <w:szCs w:val="19"/>
+          <w:color w:val="333333"/>
+        </w:rPr>
+      </w:pPr>
+      <w:r>
+        <w:rPr>
+          <w:sz w:val="19"/>
+          <w:szCs w:val="19"/>
+          <w:color w:val="333333"/>
+        </w:rPr>
+        <w:t xml:space="preserve">•  If conductive continuity is not maintained through the service being located.</w:t>
+      </w:r>
+    </w:p>
+    <w:p>
+      <w:pPr>
+        <w:spacing w:after="60" w:line="252" w:lineRule="auto"/>
+        <w:ind w:left="360" w:hanging="220"/>
+        <w:rPr>
+          <w:sz w:val="19"/>
+          <w:szCs w:val="19"/>
+          <w:color w:val="333333"/>
+        </w:rPr>
+      </w:pPr>
+      <w:r>
+        <w:rPr>
+          <w:sz w:val="19"/>
+          <w:szCs w:val="19"/>
+          <w:color w:val="333333"/>
+        </w:rPr>
+        <w:t xml:space="preserve">•  Engineering Surveys accepts no responsibility for damage to services that have not been verified by ‘potholing’. In the event of damage to services:</w:t>
+      </w:r>
+    </w:p>
+    <w:p>
+      <w:pPr>
+        <w:spacing w:after="60" w:line="252" w:lineRule="auto"/>
+        <w:ind w:left="360" w:hanging="220"/>
+        <w:rPr>
+          <w:sz w:val="19"/>
+          <w:szCs w:val="19"/>
+          <w:color w:val="333333"/>
+        </w:rPr>
+      </w:pPr>
+      <w:r>
+        <w:rPr>
+          <w:sz w:val="19"/>
+          <w:szCs w:val="19"/>
+          <w:color w:val="333333"/>
+        </w:rPr>
+        <w:t xml:space="preserve">•  All damage must be reported to Engineering Surveys prior to any repairs occurring, and/or further earthworks being conducted.</w:t>
+      </w:r>
+    </w:p>
+    <w:p>
+      <w:pPr>
+        <w:spacing w:after="60" w:line="252" w:lineRule="auto"/>
+        <w:ind w:left="360" w:hanging="220"/>
+        <w:rPr>
+          <w:sz w:val="19"/>
+          <w:szCs w:val="19"/>
+          <w:color w:val="333333"/>
+        </w:rPr>
+      </w:pPr>
+      <w:r>
+        <w:rPr>
+          <w:sz w:val="19"/>
+          <w:szCs w:val="19"/>
+          <w:color w:val="333333"/>
+        </w:rPr>
+        <w:t xml:space="preserve">•  An Engineering Surveys representative is to carry out site inspection within a reasonable time period that will not delay necessary repair work.</w:t>
       </w:r>
     </w:p>
     <w:sectPr>

--- a/public/templates/service-location.docx
+++ b/public/templates/service-location.docx
@@ -665,7 +665,7 @@
         <w:tc>
           <w:tcPr>
             <w:tcW w:w="3400" w:type="dxa"/>
-            <w:shd w:val="clear" w:color="auto" w:fill="FDF483"/>
+            <w:shd w:val="clear" w:color="auto" w:fill="F6E84F"/>
             <w:tcMar>
               <w:top w:w="40" w:type="dxa"/>
               <w:left w:w="110" w:type="dxa"/>

--- a/public/templates/service-location.docx
+++ b/public/templates/service-location.docx
@@ -34,16 +34,16 @@
         </w:pBdr>
         <w:spacing w:before="220" w:after="90"/>
         <w:rPr>
-          <w:sz w:val="24"/>
-          <w:szCs w:val="24"/>
+          <w:sz w:val="26"/>
+          <w:szCs w:val="26"/>
           <w:b/>
           <w:color w:val="130C0E"/>
         </w:rPr>
       </w:pPr>
       <w:r>
         <w:rPr>
-          <w:sz w:val="24"/>
-          <w:szCs w:val="24"/>
+          <w:sz w:val="26"/>
+          <w:szCs w:val="26"/>
           <w:b/>
           <w:color w:val="130C0E"/>
         </w:rPr>
@@ -87,16 +87,16 @@
             <w:pPr>
               <w:spacing w:after="0" w:line="240" w:lineRule="auto"/>
               <w:rPr>
-                <w:sz w:val="20"/>
-                <w:szCs w:val="20"/>
-                <w:b/>
-                <w:color w:val="130C0E"/>
-              </w:rPr>
-            </w:pPr>
-            <w:r>
-              <w:rPr>
-                <w:sz w:val="20"/>
-                <w:szCs w:val="20"/>
+                <w:sz w:val="22"/>
+                <w:szCs w:val="22"/>
+                <w:b/>
+                <w:color w:val="130C0E"/>
+              </w:rPr>
+            </w:pPr>
+            <w:r>
+              <w:rPr>
+                <w:sz w:val="22"/>
+                <w:szCs w:val="22"/>
                 <w:b/>
                 <w:color w:val="130C0E"/>
               </w:rPr>
@@ -119,15 +119,15 @@
             <w:pPr>
               <w:spacing w:after="0" w:line="240" w:lineRule="auto"/>
               <w:rPr>
-                <w:sz w:val="20"/>
-                <w:szCs w:val="20"/>
-                <w:color w:val="130C0E"/>
-              </w:rPr>
-            </w:pPr>
-            <w:r>
-              <w:rPr>
-                <w:sz w:val="20"/>
-                <w:szCs w:val="20"/>
+                <w:sz w:val="22"/>
+                <w:szCs w:val="22"/>
+                <w:color w:val="130C0E"/>
+              </w:rPr>
+            </w:pPr>
+            <w:r>
+              <w:rPr>
+                <w:sz w:val="22"/>
+                <w:szCs w:val="22"/>
                 <w:color w:val="130C0E"/>
               </w:rPr>
               <w:t xml:space="preserve">{date}</w:t>
@@ -150,16 +150,16 @@
             <w:pPr>
               <w:spacing w:after="0" w:line="240" w:lineRule="auto"/>
               <w:rPr>
-                <w:sz w:val="20"/>
-                <w:szCs w:val="20"/>
-                <w:b/>
-                <w:color w:val="130C0E"/>
-              </w:rPr>
-            </w:pPr>
-            <w:r>
-              <w:rPr>
-                <w:sz w:val="20"/>
-                <w:szCs w:val="20"/>
+                <w:sz w:val="22"/>
+                <w:szCs w:val="22"/>
+                <w:b/>
+                <w:color w:val="130C0E"/>
+              </w:rPr>
+            </w:pPr>
+            <w:r>
+              <w:rPr>
+                <w:sz w:val="22"/>
+                <w:szCs w:val="22"/>
                 <w:b/>
                 <w:color w:val="130C0E"/>
               </w:rPr>
@@ -182,15 +182,15 @@
             <w:pPr>
               <w:spacing w:after="0" w:line="240" w:lineRule="auto"/>
               <w:rPr>
-                <w:sz w:val="20"/>
-                <w:szCs w:val="20"/>
-                <w:color w:val="130C0E"/>
-              </w:rPr>
-            </w:pPr>
-            <w:r>
-              <w:rPr>
-                <w:sz w:val="20"/>
-                <w:szCs w:val="20"/>
+                <w:sz w:val="22"/>
+                <w:szCs w:val="22"/>
+                <w:color w:val="130C0E"/>
+              </w:rPr>
+            </w:pPr>
+            <w:r>
+              <w:rPr>
+                <w:sz w:val="22"/>
+                <w:szCs w:val="22"/>
                 <w:color w:val="130C0E"/>
               </w:rPr>
               <w:t xml:space="preserve">{contact}</w:t>
@@ -214,16 +214,16 @@
             <w:pPr>
               <w:spacing w:after="0" w:line="240" w:lineRule="auto"/>
               <w:rPr>
-                <w:sz w:val="20"/>
-                <w:szCs w:val="20"/>
-                <w:b/>
-                <w:color w:val="130C0E"/>
-              </w:rPr>
-            </w:pPr>
-            <w:r>
-              <w:rPr>
-                <w:sz w:val="20"/>
-                <w:szCs w:val="20"/>
+                <w:sz w:val="22"/>
+                <w:szCs w:val="22"/>
+                <w:b/>
+                <w:color w:val="130C0E"/>
+              </w:rPr>
+            </w:pPr>
+            <w:r>
+              <w:rPr>
+                <w:sz w:val="22"/>
+                <w:szCs w:val="22"/>
                 <w:b/>
                 <w:color w:val="130C0E"/>
               </w:rPr>
@@ -246,15 +246,15 @@
             <w:pPr>
               <w:spacing w:after="0" w:line="240" w:lineRule="auto"/>
               <w:rPr>
-                <w:sz w:val="20"/>
-                <w:szCs w:val="20"/>
-                <w:color w:val="130C0E"/>
-              </w:rPr>
-            </w:pPr>
-            <w:r>
-              <w:rPr>
-                <w:sz w:val="20"/>
-                <w:szCs w:val="20"/>
+                <w:sz w:val="22"/>
+                <w:szCs w:val="22"/>
+                <w:color w:val="130C0E"/>
+              </w:rPr>
+            </w:pPr>
+            <w:r>
+              <w:rPr>
+                <w:sz w:val="22"/>
+                <w:szCs w:val="22"/>
                 <w:color w:val="130C0E"/>
               </w:rPr>
               <w:t xml:space="preserve">{clientOrProject}</w:t>
@@ -276,16 +276,16 @@
             <w:pPr>
               <w:spacing w:after="0" w:line="240" w:lineRule="auto"/>
               <w:rPr>
-                <w:sz w:val="20"/>
-                <w:szCs w:val="20"/>
-                <w:b/>
-                <w:color w:val="130C0E"/>
-              </w:rPr>
-            </w:pPr>
-            <w:r>
-              <w:rPr>
-                <w:sz w:val="20"/>
-                <w:szCs w:val="20"/>
+                <w:sz w:val="22"/>
+                <w:szCs w:val="22"/>
+                <w:b/>
+                <w:color w:val="130C0E"/>
+              </w:rPr>
+            </w:pPr>
+            <w:r>
+              <w:rPr>
+                <w:sz w:val="22"/>
+                <w:szCs w:val="22"/>
                 <w:b/>
                 <w:color w:val="130C0E"/>
               </w:rPr>
@@ -308,15 +308,15 @@
             <w:pPr>
               <w:spacing w:after="0" w:line="240" w:lineRule="auto"/>
               <w:rPr>
-                <w:sz w:val="20"/>
-                <w:szCs w:val="20"/>
-                <w:color w:val="130C0E"/>
-              </w:rPr>
-            </w:pPr>
-            <w:r>
-              <w:rPr>
-                <w:sz w:val="20"/>
-                <w:szCs w:val="20"/>
+                <w:sz w:val="22"/>
+                <w:szCs w:val="22"/>
+                <w:color w:val="130C0E"/>
+              </w:rPr>
+            </w:pPr>
+            <w:r>
+              <w:rPr>
+                <w:sz w:val="22"/>
+                <w:szCs w:val="22"/>
                 <w:color w:val="130C0E"/>
               </w:rPr>
               <w:t xml:space="preserve">{contactMob}</w:t>
@@ -341,16 +341,16 @@
             <w:pPr>
               <w:spacing w:after="0" w:line="240" w:lineRule="auto"/>
               <w:rPr>
-                <w:sz w:val="20"/>
-                <w:szCs w:val="20"/>
-                <w:b/>
-                <w:color w:val="130C0E"/>
-              </w:rPr>
-            </w:pPr>
-            <w:r>
-              <w:rPr>
-                <w:sz w:val="20"/>
-                <w:szCs w:val="20"/>
+                <w:sz w:val="22"/>
+                <w:szCs w:val="22"/>
+                <w:b/>
+                <w:color w:val="130C0E"/>
+              </w:rPr>
+            </w:pPr>
+            <w:r>
+              <w:rPr>
+                <w:sz w:val="22"/>
+                <w:szCs w:val="22"/>
                 <w:b/>
                 <w:color w:val="130C0E"/>
               </w:rPr>
@@ -373,15 +373,15 @@
             <w:pPr>
               <w:spacing w:after="0" w:line="240" w:lineRule="auto"/>
               <w:rPr>
-                <w:sz w:val="20"/>
-                <w:szCs w:val="20"/>
-                <w:color w:val="130C0E"/>
-              </w:rPr>
-            </w:pPr>
-            <w:r>
-              <w:rPr>
-                <w:sz w:val="20"/>
-                <w:szCs w:val="20"/>
+                <w:sz w:val="22"/>
+                <w:szCs w:val="22"/>
+                <w:color w:val="130C0E"/>
+              </w:rPr>
+            </w:pPr>
+            <w:r>
+              <w:rPr>
+                <w:sz w:val="22"/>
+                <w:szCs w:val="22"/>
                 <w:color w:val="130C0E"/>
               </w:rPr>
               <w:t xml:space="preserve">{surveyor}</w:t>
@@ -404,16 +404,16 @@
             <w:pPr>
               <w:spacing w:after="0" w:line="240" w:lineRule="auto"/>
               <w:rPr>
-                <w:sz w:val="20"/>
-                <w:szCs w:val="20"/>
-                <w:b/>
-                <w:color w:val="130C0E"/>
-              </w:rPr>
-            </w:pPr>
-            <w:r>
-              <w:rPr>
-                <w:sz w:val="20"/>
-                <w:szCs w:val="20"/>
+                <w:sz w:val="22"/>
+                <w:szCs w:val="22"/>
+                <w:b/>
+                <w:color w:val="130C0E"/>
+              </w:rPr>
+            </w:pPr>
+            <w:r>
+              <w:rPr>
+                <w:sz w:val="22"/>
+                <w:szCs w:val="22"/>
                 <w:b/>
                 <w:color w:val="130C0E"/>
               </w:rPr>
@@ -436,15 +436,15 @@
             <w:pPr>
               <w:spacing w:after="0" w:line="240" w:lineRule="auto"/>
               <w:rPr>
-                <w:sz w:val="20"/>
-                <w:szCs w:val="20"/>
-                <w:color w:val="130C0E"/>
-              </w:rPr>
-            </w:pPr>
-            <w:r>
-              <w:rPr>
-                <w:sz w:val="20"/>
-                <w:szCs w:val="20"/>
+                <w:sz w:val="22"/>
+                <w:szCs w:val="22"/>
+                <w:color w:val="130C0E"/>
+              </w:rPr>
+            </w:pPr>
+            <w:r>
+              <w:rPr>
+                <w:sz w:val="22"/>
+                <w:szCs w:val="22"/>
                 <w:color w:val="130C0E"/>
               </w:rPr>
               <w:t xml:space="preserve">{locaterMob}</w:t>
@@ -468,16 +468,16 @@
             <w:pPr>
               <w:spacing w:after="0" w:line="240" w:lineRule="auto"/>
               <w:rPr>
-                <w:sz w:val="20"/>
-                <w:szCs w:val="20"/>
-                <w:b/>
-                <w:color w:val="130C0E"/>
-              </w:rPr>
-            </w:pPr>
-            <w:r>
-              <w:rPr>
-                <w:sz w:val="20"/>
-                <w:szCs w:val="20"/>
+                <w:sz w:val="22"/>
+                <w:szCs w:val="22"/>
+                <w:b/>
+                <w:color w:val="130C0E"/>
+              </w:rPr>
+            </w:pPr>
+            <w:r>
+              <w:rPr>
+                <w:sz w:val="22"/>
+                <w:szCs w:val="22"/>
                 <w:b/>
                 <w:color w:val="130C0E"/>
               </w:rPr>
@@ -501,15 +501,15 @@
             <w:pPr>
               <w:spacing w:after="0" w:line="240" w:lineRule="auto"/>
               <w:rPr>
-                <w:sz w:val="20"/>
-                <w:szCs w:val="20"/>
-                <w:color w:val="130C0E"/>
-              </w:rPr>
-            </w:pPr>
-            <w:r>
-              <w:rPr>
-                <w:sz w:val="20"/>
-                <w:szCs w:val="20"/>
+                <w:sz w:val="22"/>
+                <w:szCs w:val="22"/>
+                <w:color w:val="130C0E"/>
+              </w:rPr>
+            </w:pPr>
+            <w:r>
+              <w:rPr>
+                <w:sz w:val="22"/>
+                <w:szCs w:val="22"/>
                 <w:color w:val="130C0E"/>
               </w:rPr>
               <w:t xml:space="preserve">{jobLocation}</w:t>
@@ -525,16 +525,16 @@
         </w:pBdr>
         <w:spacing w:before="220" w:after="90"/>
         <w:rPr>
-          <w:sz w:val="24"/>
-          <w:szCs w:val="24"/>
+          <w:sz w:val="26"/>
+          <w:szCs w:val="26"/>
           <w:b/>
           <w:color w:val="130C0E"/>
         </w:rPr>
       </w:pPr>
       <w:r>
         <w:rPr>
-          <w:sz w:val="24"/>
-          <w:szCs w:val="24"/>
+          <w:sz w:val="26"/>
+          <w:szCs w:val="26"/>
           <w:b/>
           <w:color w:val="130C0E"/>
         </w:rPr>
@@ -577,16 +577,16 @@
             <w:pPr>
               <w:spacing w:after="0" w:line="240" w:lineRule="auto"/>
               <w:rPr>
-                <w:sz w:val="20"/>
-                <w:szCs w:val="20"/>
+                <w:sz w:val="22"/>
+                <w:szCs w:val="22"/>
                 <w:b/>
                 <w:color w:val="FFFFFF"/>
               </w:rPr>
             </w:pPr>
             <w:r>
               <w:rPr>
-                <w:sz w:val="20"/>
-                <w:szCs w:val="20"/>
+                <w:sz w:val="22"/>
+                <w:szCs w:val="22"/>
                 <w:b/>
                 <w:color w:val="FFFFFF"/>
               </w:rPr>
@@ -610,16 +610,16 @@
             <w:pPr>
               <w:spacing w:after="0" w:line="240" w:lineRule="auto"/>
               <w:rPr>
-                <w:sz w:val="20"/>
-                <w:szCs w:val="20"/>
+                <w:sz w:val="22"/>
+                <w:szCs w:val="22"/>
                 <w:b/>
                 <w:color w:val="FFFFFF"/>
               </w:rPr>
             </w:pPr>
             <w:r>
               <w:rPr>
-                <w:sz w:val="20"/>
-                <w:szCs w:val="20"/>
+                <w:sz w:val="22"/>
+                <w:szCs w:val="22"/>
                 <w:b/>
                 <w:color w:val="FFFFFF"/>
               </w:rPr>
@@ -643,16 +643,16 @@
             <w:pPr>
               <w:spacing w:after="0" w:line="240" w:lineRule="auto"/>
               <w:rPr>
-                <w:sz w:val="20"/>
-                <w:szCs w:val="20"/>
+                <w:sz w:val="22"/>
+                <w:szCs w:val="22"/>
                 <w:b/>
                 <w:color w:val="FFFFFF"/>
               </w:rPr>
             </w:pPr>
             <w:r>
               <w:rPr>
-                <w:sz w:val="20"/>
-                <w:szCs w:val="20"/>
+                <w:sz w:val="22"/>
+                <w:szCs w:val="22"/>
                 <w:b/>
                 <w:color w:val="FFFFFF"/>
               </w:rPr>
@@ -678,16 +678,16 @@
             <w:pPr>
               <w:spacing w:after="0" w:line="240" w:lineRule="auto"/>
               <w:rPr>
-                <w:sz w:val="20"/>
-                <w:szCs w:val="20"/>
-                <w:b/>
-                <w:color w:val="130C0E"/>
-              </w:rPr>
-            </w:pPr>
-            <w:r>
-              <w:rPr>
-                <w:sz w:val="20"/>
-                <w:szCs w:val="20"/>
+                <w:sz w:val="22"/>
+                <w:szCs w:val="22"/>
+                <w:b/>
+                <w:color w:val="130C0E"/>
+              </w:rPr>
+            </w:pPr>
+            <w:r>
+              <w:rPr>
+                <w:sz w:val="22"/>
+                <w:szCs w:val="22"/>
                 <w:b/>
                 <w:color w:val="130C0E"/>
               </w:rPr>
@@ -711,15 +711,15 @@
               <w:spacing w:after="0" w:line="240" w:lineRule="auto"/>
               <w:jc w:val="center"/>
               <w:rPr>
-                <w:sz w:val="20"/>
-                <w:szCs w:val="20"/>
-                <w:color w:val="130C0E"/>
-              </w:rPr>
-            </w:pPr>
-            <w:r>
-              <w:rPr>
-                <w:sz w:val="20"/>
-                <w:szCs w:val="20"/>
+                <w:sz w:val="22"/>
+                <w:szCs w:val="22"/>
+                <w:color w:val="130C0E"/>
+              </w:rPr>
+            </w:pPr>
+            <w:r>
+              <w:rPr>
+                <w:sz w:val="22"/>
+                <w:szCs w:val="22"/>
                 <w:color w:val="130C0E"/>
               </w:rPr>
               <w:t xml:space="preserve">{Gas_quality}</w:t>
@@ -741,15 +741,15 @@
             <w:pPr>
               <w:spacing w:after="0" w:line="240" w:lineRule="auto"/>
               <w:rPr>
-                <w:sz w:val="20"/>
-                <w:szCs w:val="20"/>
-                <w:color w:val="130C0E"/>
-              </w:rPr>
-            </w:pPr>
-            <w:r>
-              <w:rPr>
-                <w:sz w:val="20"/>
-                <w:szCs w:val="20"/>
+                <w:sz w:val="22"/>
+                <w:szCs w:val="22"/>
+                <w:color w:val="130C0E"/>
+              </w:rPr>
+            </w:pPr>
+            <w:r>
+              <w:rPr>
+                <w:sz w:val="22"/>
+                <w:szCs w:val="22"/>
                 <w:color w:val="130C0E"/>
               </w:rPr>
               <w:t xml:space="preserve">{Gas_comment}</w:t>
@@ -774,16 +774,16 @@
             <w:pPr>
               <w:spacing w:after="0" w:line="240" w:lineRule="auto"/>
               <w:rPr>
-                <w:sz w:val="20"/>
-                <w:szCs w:val="20"/>
-                <w:b/>
-                <w:color w:val="130C0E"/>
-              </w:rPr>
-            </w:pPr>
-            <w:r>
-              <w:rPr>
-                <w:sz w:val="20"/>
-                <w:szCs w:val="20"/>
+                <w:sz w:val="22"/>
+                <w:szCs w:val="22"/>
+                <w:b/>
+                <w:color w:val="130C0E"/>
+              </w:rPr>
+            </w:pPr>
+            <w:r>
+              <w:rPr>
+                <w:sz w:val="22"/>
+                <w:szCs w:val="22"/>
                 <w:b/>
                 <w:color w:val="130C0E"/>
               </w:rPr>
@@ -807,15 +807,15 @@
               <w:spacing w:after="0" w:line="240" w:lineRule="auto"/>
               <w:jc w:val="center"/>
               <w:rPr>
-                <w:sz w:val="20"/>
-                <w:szCs w:val="20"/>
-                <w:color w:val="130C0E"/>
-              </w:rPr>
-            </w:pPr>
-            <w:r>
-              <w:rPr>
-                <w:sz w:val="20"/>
-                <w:szCs w:val="20"/>
+                <w:sz w:val="22"/>
+                <w:szCs w:val="22"/>
+                <w:color w:val="130C0E"/>
+              </w:rPr>
+            </w:pPr>
+            <w:r>
+              <w:rPr>
+                <w:sz w:val="22"/>
+                <w:szCs w:val="22"/>
                 <w:color w:val="130C0E"/>
               </w:rPr>
               <w:t xml:space="preserve">{Sewer_quality}</w:t>
@@ -837,15 +837,15 @@
             <w:pPr>
               <w:spacing w:after="0" w:line="240" w:lineRule="auto"/>
               <w:rPr>
-                <w:sz w:val="20"/>
-                <w:szCs w:val="20"/>
-                <w:color w:val="130C0E"/>
-              </w:rPr>
-            </w:pPr>
-            <w:r>
-              <w:rPr>
-                <w:sz w:val="20"/>
-                <w:szCs w:val="20"/>
+                <w:sz w:val="22"/>
+                <w:szCs w:val="22"/>
+                <w:color w:val="130C0E"/>
+              </w:rPr>
+            </w:pPr>
+            <w:r>
+              <w:rPr>
+                <w:sz w:val="22"/>
+                <w:szCs w:val="22"/>
                 <w:color w:val="130C0E"/>
               </w:rPr>
               <w:t xml:space="preserve">{Sewer_comment}</w:t>
@@ -870,16 +870,16 @@
             <w:pPr>
               <w:spacing w:after="0" w:line="240" w:lineRule="auto"/>
               <w:rPr>
-                <w:sz w:val="20"/>
-                <w:szCs w:val="20"/>
-                <w:b/>
-                <w:color w:val="130C0E"/>
-              </w:rPr>
-            </w:pPr>
-            <w:r>
-              <w:rPr>
-                <w:sz w:val="20"/>
-                <w:szCs w:val="20"/>
+                <w:sz w:val="22"/>
+                <w:szCs w:val="22"/>
+                <w:b/>
+                <w:color w:val="130C0E"/>
+              </w:rPr>
+            </w:pPr>
+            <w:r>
+              <w:rPr>
+                <w:sz w:val="22"/>
+                <w:szCs w:val="22"/>
                 <w:b/>
                 <w:color w:val="130C0E"/>
               </w:rPr>
@@ -903,15 +903,15 @@
               <w:spacing w:after="0" w:line="240" w:lineRule="auto"/>
               <w:jc w:val="center"/>
               <w:rPr>
-                <w:sz w:val="20"/>
-                <w:szCs w:val="20"/>
-                <w:color w:val="130C0E"/>
-              </w:rPr>
-            </w:pPr>
-            <w:r>
-              <w:rPr>
-                <w:sz w:val="20"/>
-                <w:szCs w:val="20"/>
+                <w:sz w:val="22"/>
+                <w:szCs w:val="22"/>
+                <w:color w:val="130C0E"/>
+              </w:rPr>
+            </w:pPr>
+            <w:r>
+              <w:rPr>
+                <w:sz w:val="22"/>
+                <w:szCs w:val="22"/>
                 <w:color w:val="130C0E"/>
               </w:rPr>
               <w:t xml:space="preserve">{Stormwater_quality}</w:t>
@@ -933,15 +933,15 @@
             <w:pPr>
               <w:spacing w:after="0" w:line="240" w:lineRule="auto"/>
               <w:rPr>
-                <w:sz w:val="20"/>
-                <w:szCs w:val="20"/>
-                <w:color w:val="130C0E"/>
-              </w:rPr>
-            </w:pPr>
-            <w:r>
-              <w:rPr>
-                <w:sz w:val="20"/>
-                <w:szCs w:val="20"/>
+                <w:sz w:val="22"/>
+                <w:szCs w:val="22"/>
+                <w:color w:val="130C0E"/>
+              </w:rPr>
+            </w:pPr>
+            <w:r>
+              <w:rPr>
+                <w:sz w:val="22"/>
+                <w:szCs w:val="22"/>
                 <w:color w:val="130C0E"/>
               </w:rPr>
               <w:t xml:space="preserve">{Stormwater_comment}</w:t>
@@ -965,16 +965,16 @@
             <w:pPr>
               <w:spacing w:after="0" w:line="240" w:lineRule="auto"/>
               <w:rPr>
-                <w:sz w:val="20"/>
-                <w:szCs w:val="20"/>
-                <w:b/>
-                <w:color w:val="130C0E"/>
-              </w:rPr>
-            </w:pPr>
-            <w:r>
-              <w:rPr>
-                <w:sz w:val="20"/>
-                <w:szCs w:val="20"/>
+                <w:sz w:val="22"/>
+                <w:szCs w:val="22"/>
+                <w:b/>
+                <w:color w:val="130C0E"/>
+              </w:rPr>
+            </w:pPr>
+            <w:r>
+              <w:rPr>
+                <w:sz w:val="22"/>
+                <w:szCs w:val="22"/>
                 <w:b/>
                 <w:color w:val="130C0E"/>
               </w:rPr>
@@ -998,15 +998,15 @@
               <w:spacing w:after="0" w:line="240" w:lineRule="auto"/>
               <w:jc w:val="center"/>
               <w:rPr>
-                <w:sz w:val="20"/>
-                <w:szCs w:val="20"/>
-                <w:color w:val="130C0E"/>
-              </w:rPr>
-            </w:pPr>
-            <w:r>
-              <w:rPr>
-                <w:sz w:val="20"/>
-                <w:szCs w:val="20"/>
+                <w:sz w:val="22"/>
+                <w:szCs w:val="22"/>
+                <w:color w:val="130C0E"/>
+              </w:rPr>
+            </w:pPr>
+            <w:r>
+              <w:rPr>
+                <w:sz w:val="22"/>
+                <w:szCs w:val="22"/>
                 <w:color w:val="130C0E"/>
               </w:rPr>
               <w:t xml:space="preserve">{Telecommunications_quality}</w:t>
@@ -1028,15 +1028,15 @@
             <w:pPr>
               <w:spacing w:after="0" w:line="240" w:lineRule="auto"/>
               <w:rPr>
-                <w:sz w:val="20"/>
-                <w:szCs w:val="20"/>
-                <w:color w:val="130C0E"/>
-              </w:rPr>
-            </w:pPr>
-            <w:r>
-              <w:rPr>
-                <w:sz w:val="20"/>
-                <w:szCs w:val="20"/>
+                <w:sz w:val="22"/>
+                <w:szCs w:val="22"/>
+                <w:color w:val="130C0E"/>
+              </w:rPr>
+            </w:pPr>
+            <w:r>
+              <w:rPr>
+                <w:sz w:val="22"/>
+                <w:szCs w:val="22"/>
                 <w:color w:val="130C0E"/>
               </w:rPr>
               <w:t xml:space="preserve">{Telecommunications_comment}</w:t>
@@ -1061,16 +1061,16 @@
             <w:pPr>
               <w:spacing w:after="0" w:line="240" w:lineRule="auto"/>
               <w:rPr>
-                <w:sz w:val="20"/>
-                <w:szCs w:val="20"/>
-                <w:b/>
-                <w:color w:val="130C0E"/>
-              </w:rPr>
-            </w:pPr>
-            <w:r>
-              <w:rPr>
-                <w:sz w:val="20"/>
-                <w:szCs w:val="20"/>
+                <w:sz w:val="22"/>
+                <w:szCs w:val="22"/>
+                <w:b/>
+                <w:color w:val="130C0E"/>
+              </w:rPr>
+            </w:pPr>
+            <w:r>
+              <w:rPr>
+                <w:sz w:val="22"/>
+                <w:szCs w:val="22"/>
                 <w:b/>
                 <w:color w:val="130C0E"/>
               </w:rPr>
@@ -1094,15 +1094,15 @@
               <w:spacing w:after="0" w:line="240" w:lineRule="auto"/>
               <w:jc w:val="center"/>
               <w:rPr>
-                <w:sz w:val="20"/>
-                <w:szCs w:val="20"/>
-                <w:color w:val="130C0E"/>
-              </w:rPr>
-            </w:pPr>
-            <w:r>
-              <w:rPr>
-                <w:sz w:val="20"/>
-                <w:szCs w:val="20"/>
+                <w:sz w:val="22"/>
+                <w:szCs w:val="22"/>
+                <w:color w:val="130C0E"/>
+              </w:rPr>
+            </w:pPr>
+            <w:r>
+              <w:rPr>
+                <w:sz w:val="22"/>
+                <w:szCs w:val="22"/>
                 <w:color w:val="130C0E"/>
               </w:rPr>
               <w:t xml:space="preserve">{SAPN_quality}</w:t>
@@ -1124,15 +1124,15 @@
             <w:pPr>
               <w:spacing w:after="0" w:line="240" w:lineRule="auto"/>
               <w:rPr>
-                <w:sz w:val="20"/>
-                <w:szCs w:val="20"/>
-                <w:color w:val="130C0E"/>
-              </w:rPr>
-            </w:pPr>
-            <w:r>
-              <w:rPr>
-                <w:sz w:val="20"/>
-                <w:szCs w:val="20"/>
+                <w:sz w:val="22"/>
+                <w:szCs w:val="22"/>
+                <w:color w:val="130C0E"/>
+              </w:rPr>
+            </w:pPr>
+            <w:r>
+              <w:rPr>
+                <w:sz w:val="22"/>
+                <w:szCs w:val="22"/>
                 <w:color w:val="130C0E"/>
               </w:rPr>
               <w:t xml:space="preserve">{SAPN_comment}</w:t>
@@ -1157,16 +1157,16 @@
             <w:pPr>
               <w:spacing w:after="0" w:line="240" w:lineRule="auto"/>
               <w:rPr>
-                <w:sz w:val="20"/>
-                <w:szCs w:val="20"/>
-                <w:b/>
-                <w:color w:val="130C0E"/>
-              </w:rPr>
-            </w:pPr>
-            <w:r>
-              <w:rPr>
-                <w:sz w:val="20"/>
-                <w:szCs w:val="20"/>
+                <w:sz w:val="22"/>
+                <w:szCs w:val="22"/>
+                <w:b/>
+                <w:color w:val="130C0E"/>
+              </w:rPr>
+            </w:pPr>
+            <w:r>
+              <w:rPr>
+                <w:sz w:val="22"/>
+                <w:szCs w:val="22"/>
                 <w:b/>
                 <w:color w:val="130C0E"/>
               </w:rPr>
@@ -1190,15 +1190,15 @@
               <w:spacing w:after="0" w:line="240" w:lineRule="auto"/>
               <w:jc w:val="center"/>
               <w:rPr>
-                <w:sz w:val="20"/>
-                <w:szCs w:val="20"/>
-                <w:color w:val="130C0E"/>
-              </w:rPr>
-            </w:pPr>
-            <w:r>
-              <w:rPr>
-                <w:sz w:val="20"/>
-                <w:szCs w:val="20"/>
+                <w:sz w:val="22"/>
+                <w:szCs w:val="22"/>
+                <w:color w:val="130C0E"/>
+              </w:rPr>
+            </w:pPr>
+            <w:r>
+              <w:rPr>
+                <w:sz w:val="22"/>
+                <w:szCs w:val="22"/>
                 <w:color w:val="130C0E"/>
               </w:rPr>
               <w:t xml:space="preserve">{Traffic_quality}</w:t>
@@ -1220,15 +1220,15 @@
             <w:pPr>
               <w:spacing w:after="0" w:line="240" w:lineRule="auto"/>
               <w:rPr>
-                <w:sz w:val="20"/>
-                <w:szCs w:val="20"/>
-                <w:color w:val="130C0E"/>
-              </w:rPr>
-            </w:pPr>
-            <w:r>
-              <w:rPr>
-                <w:sz w:val="20"/>
-                <w:szCs w:val="20"/>
+                <w:sz w:val="22"/>
+                <w:szCs w:val="22"/>
+                <w:color w:val="130C0E"/>
+              </w:rPr>
+            </w:pPr>
+            <w:r>
+              <w:rPr>
+                <w:sz w:val="22"/>
+                <w:szCs w:val="22"/>
                 <w:color w:val="130C0E"/>
               </w:rPr>
               <w:t xml:space="preserve">{Traffic_comment}</w:t>
@@ -1253,16 +1253,16 @@
             <w:pPr>
               <w:spacing w:after="0" w:line="240" w:lineRule="auto"/>
               <w:rPr>
-                <w:sz w:val="20"/>
-                <w:szCs w:val="20"/>
-                <w:b/>
-                <w:color w:val="130C0E"/>
-              </w:rPr>
-            </w:pPr>
-            <w:r>
-              <w:rPr>
-                <w:sz w:val="20"/>
-                <w:szCs w:val="20"/>
+                <w:sz w:val="22"/>
+                <w:szCs w:val="22"/>
+                <w:b/>
+                <w:color w:val="130C0E"/>
+              </w:rPr>
+            </w:pPr>
+            <w:r>
+              <w:rPr>
+                <w:sz w:val="22"/>
+                <w:szCs w:val="22"/>
                 <w:b/>
                 <w:color w:val="130C0E"/>
               </w:rPr>
@@ -1286,15 +1286,15 @@
               <w:spacing w:after="0" w:line="240" w:lineRule="auto"/>
               <w:jc w:val="center"/>
               <w:rPr>
-                <w:sz w:val="20"/>
-                <w:szCs w:val="20"/>
-                <w:color w:val="130C0E"/>
-              </w:rPr>
-            </w:pPr>
-            <w:r>
-              <w:rPr>
-                <w:sz w:val="20"/>
-                <w:szCs w:val="20"/>
+                <w:sz w:val="22"/>
+                <w:szCs w:val="22"/>
+                <w:color w:val="130C0E"/>
+              </w:rPr>
+            </w:pPr>
+            <w:r>
+              <w:rPr>
+                <w:sz w:val="22"/>
+                <w:szCs w:val="22"/>
                 <w:color w:val="130C0E"/>
               </w:rPr>
               <w:t xml:space="preserve">{Street_quality}</w:t>
@@ -1316,15 +1316,15 @@
             <w:pPr>
               <w:spacing w:after="0" w:line="240" w:lineRule="auto"/>
               <w:rPr>
-                <w:sz w:val="20"/>
-                <w:szCs w:val="20"/>
-                <w:color w:val="130C0E"/>
-              </w:rPr>
-            </w:pPr>
-            <w:r>
-              <w:rPr>
-                <w:sz w:val="20"/>
-                <w:szCs w:val="20"/>
+                <w:sz w:val="22"/>
+                <w:szCs w:val="22"/>
+                <w:color w:val="130C0E"/>
+              </w:rPr>
+            </w:pPr>
+            <w:r>
+              <w:rPr>
+                <w:sz w:val="22"/>
+                <w:szCs w:val="22"/>
                 <w:color w:val="130C0E"/>
               </w:rPr>
               <w:t xml:space="preserve">{Street_comment}</w:t>
@@ -1349,16 +1349,16 @@
             <w:pPr>
               <w:spacing w:after="0" w:line="240" w:lineRule="auto"/>
               <w:rPr>
-                <w:sz w:val="20"/>
-                <w:szCs w:val="20"/>
-                <w:b/>
-                <w:color w:val="130C0E"/>
-              </w:rPr>
-            </w:pPr>
-            <w:r>
-              <w:rPr>
-                <w:sz w:val="20"/>
-                <w:szCs w:val="20"/>
+                <w:sz w:val="22"/>
+                <w:szCs w:val="22"/>
+                <w:b/>
+                <w:color w:val="130C0E"/>
+              </w:rPr>
+            </w:pPr>
+            <w:r>
+              <w:rPr>
+                <w:sz w:val="22"/>
+                <w:szCs w:val="22"/>
                 <w:b/>
                 <w:color w:val="130C0E"/>
               </w:rPr>
@@ -1382,15 +1382,15 @@
               <w:spacing w:after="0" w:line="240" w:lineRule="auto"/>
               <w:jc w:val="center"/>
               <w:rPr>
-                <w:sz w:val="20"/>
-                <w:szCs w:val="20"/>
-                <w:color w:val="130C0E"/>
-              </w:rPr>
-            </w:pPr>
-            <w:r>
-              <w:rPr>
-                <w:sz w:val="20"/>
-                <w:szCs w:val="20"/>
+                <w:sz w:val="22"/>
+                <w:szCs w:val="22"/>
+                <w:color w:val="130C0E"/>
+              </w:rPr>
+            </w:pPr>
+            <w:r>
+              <w:rPr>
+                <w:sz w:val="22"/>
+                <w:szCs w:val="22"/>
                 <w:color w:val="130C0E"/>
               </w:rPr>
               <w:t xml:space="preserve">{Water_quality}</w:t>
@@ -1412,15 +1412,15 @@
             <w:pPr>
               <w:spacing w:after="0" w:line="240" w:lineRule="auto"/>
               <w:rPr>
-                <w:sz w:val="20"/>
-                <w:szCs w:val="20"/>
-                <w:color w:val="130C0E"/>
-              </w:rPr>
-            </w:pPr>
-            <w:r>
-              <w:rPr>
-                <w:sz w:val="20"/>
-                <w:szCs w:val="20"/>
+                <w:sz w:val="22"/>
+                <w:szCs w:val="22"/>
+                <w:color w:val="130C0E"/>
+              </w:rPr>
+            </w:pPr>
+            <w:r>
+              <w:rPr>
+                <w:sz w:val="22"/>
+                <w:szCs w:val="22"/>
                 <w:color w:val="130C0E"/>
               </w:rPr>
               <w:t xml:space="preserve">{Water_comment}</w:t>
@@ -1445,16 +1445,16 @@
             <w:pPr>
               <w:spacing w:after="0" w:line="240" w:lineRule="auto"/>
               <w:rPr>
-                <w:sz w:val="20"/>
-                <w:szCs w:val="20"/>
+                <w:sz w:val="22"/>
+                <w:szCs w:val="22"/>
                 <w:b/>
                 <w:color w:val="FFFFFF"/>
               </w:rPr>
             </w:pPr>
             <w:r>
               <w:rPr>
-                <w:sz w:val="20"/>
-                <w:szCs w:val="20"/>
+                <w:sz w:val="22"/>
+                <w:szCs w:val="22"/>
                 <w:b/>
                 <w:color w:val="FFFFFF"/>
               </w:rPr>
@@ -1478,15 +1478,15 @@
               <w:spacing w:after="0" w:line="240" w:lineRule="auto"/>
               <w:jc w:val="center"/>
               <w:rPr>
-                <w:sz w:val="20"/>
-                <w:szCs w:val="20"/>
-                <w:color w:val="130C0E"/>
-              </w:rPr>
-            </w:pPr>
-            <w:r>
-              <w:rPr>
-                <w:sz w:val="20"/>
-                <w:szCs w:val="20"/>
+                <w:sz w:val="22"/>
+                <w:szCs w:val="22"/>
+                <w:color w:val="130C0E"/>
+              </w:rPr>
+            </w:pPr>
+            <w:r>
+              <w:rPr>
+                <w:sz w:val="22"/>
+                <w:szCs w:val="22"/>
                 <w:color w:val="130C0E"/>
               </w:rPr>
               <w:t xml:space="preserve">{Fire_quality}</w:t>
@@ -1508,15 +1508,15 @@
             <w:pPr>
               <w:spacing w:after="0" w:line="240" w:lineRule="auto"/>
               <w:rPr>
-                <w:sz w:val="20"/>
-                <w:szCs w:val="20"/>
-                <w:color w:val="130C0E"/>
-              </w:rPr>
-            </w:pPr>
-            <w:r>
-              <w:rPr>
-                <w:sz w:val="20"/>
-                <w:szCs w:val="20"/>
+                <w:sz w:val="22"/>
+                <w:szCs w:val="22"/>
+                <w:color w:val="130C0E"/>
+              </w:rPr>
+            </w:pPr>
+            <w:r>
+              <w:rPr>
+                <w:sz w:val="22"/>
+                <w:szCs w:val="22"/>
                 <w:color w:val="130C0E"/>
               </w:rPr>
               <w:t xml:space="preserve">{Fire_comment}</w:t>
@@ -1540,16 +1540,16 @@
             <w:pPr>
               <w:spacing w:after="0" w:line="240" w:lineRule="auto"/>
               <w:rPr>
-                <w:sz w:val="20"/>
-                <w:szCs w:val="20"/>
-                <w:b/>
-                <w:color w:val="130C0E"/>
-              </w:rPr>
-            </w:pPr>
-            <w:r>
-              <w:rPr>
-                <w:sz w:val="20"/>
-                <w:szCs w:val="20"/>
+                <w:sz w:val="22"/>
+                <w:szCs w:val="22"/>
+                <w:b/>
+                <w:color w:val="130C0E"/>
+              </w:rPr>
+            </w:pPr>
+            <w:r>
+              <w:rPr>
+                <w:sz w:val="22"/>
+                <w:szCs w:val="22"/>
                 <w:b/>
                 <w:color w:val="130C0E"/>
               </w:rPr>
@@ -1573,15 +1573,15 @@
               <w:spacing w:after="0" w:line="240" w:lineRule="auto"/>
               <w:jc w:val="center"/>
               <w:rPr>
-                <w:sz w:val="20"/>
-                <w:szCs w:val="20"/>
-                <w:color w:val="130C0E"/>
-              </w:rPr>
-            </w:pPr>
-            <w:r>
-              <w:rPr>
-                <w:sz w:val="20"/>
-                <w:szCs w:val="20"/>
+                <w:sz w:val="22"/>
+                <w:szCs w:val="22"/>
+                <w:color w:val="130C0E"/>
+              </w:rPr>
+            </w:pPr>
+            <w:r>
+              <w:rPr>
+                <w:sz w:val="22"/>
+                <w:szCs w:val="22"/>
                 <w:color w:val="130C0E"/>
               </w:rPr>
               <w:t xml:space="preserve">{Optic_quality}</w:t>
@@ -1603,15 +1603,15 @@
             <w:pPr>
               <w:spacing w:after="0" w:line="240" w:lineRule="auto"/>
               <w:rPr>
-                <w:sz w:val="20"/>
-                <w:szCs w:val="20"/>
-                <w:color w:val="130C0E"/>
-              </w:rPr>
-            </w:pPr>
-            <w:r>
-              <w:rPr>
-                <w:sz w:val="20"/>
-                <w:szCs w:val="20"/>
+                <w:sz w:val="22"/>
+                <w:szCs w:val="22"/>
+                <w:color w:val="130C0E"/>
+              </w:rPr>
+            </w:pPr>
+            <w:r>
+              <w:rPr>
+                <w:sz w:val="22"/>
+                <w:szCs w:val="22"/>
                 <w:color w:val="130C0E"/>
               </w:rPr>
               <w:t xml:space="preserve">{Optic_comment}</w:t>
@@ -1636,16 +1636,16 @@
             <w:pPr>
               <w:spacing w:after="0" w:line="240" w:lineRule="auto"/>
               <w:rPr>
-                <w:sz w:val="20"/>
-                <w:szCs w:val="20"/>
-                <w:b/>
-                <w:color w:val="130C0E"/>
-              </w:rPr>
-            </w:pPr>
-            <w:r>
-              <w:rPr>
-                <w:sz w:val="20"/>
-                <w:szCs w:val="20"/>
+                <w:sz w:val="22"/>
+                <w:szCs w:val="22"/>
+                <w:b/>
+                <w:color w:val="130C0E"/>
+              </w:rPr>
+            </w:pPr>
+            <w:r>
+              <w:rPr>
+                <w:sz w:val="22"/>
+                <w:szCs w:val="22"/>
                 <w:b/>
                 <w:color w:val="130C0E"/>
               </w:rPr>
@@ -1669,15 +1669,15 @@
               <w:spacing w:after="0" w:line="240" w:lineRule="auto"/>
               <w:jc w:val="center"/>
               <w:rPr>
-                <w:sz w:val="20"/>
-                <w:szCs w:val="20"/>
-                <w:color w:val="130C0E"/>
-              </w:rPr>
-            </w:pPr>
-            <w:r>
-              <w:rPr>
-                <w:sz w:val="20"/>
-                <w:szCs w:val="20"/>
+                <w:sz w:val="22"/>
+                <w:szCs w:val="22"/>
+                <w:color w:val="130C0E"/>
+              </w:rPr>
+            </w:pPr>
+            <w:r>
+              <w:rPr>
+                <w:sz w:val="22"/>
+                <w:szCs w:val="22"/>
                 <w:color w:val="130C0E"/>
               </w:rPr>
               <w:t xml:space="preserve">{Reclaimed_quality}</w:t>
@@ -1699,15 +1699,15 @@
             <w:pPr>
               <w:spacing w:after="0" w:line="240" w:lineRule="auto"/>
               <w:rPr>
-                <w:sz w:val="20"/>
-                <w:szCs w:val="20"/>
-                <w:color w:val="130C0E"/>
-              </w:rPr>
-            </w:pPr>
-            <w:r>
-              <w:rPr>
-                <w:sz w:val="20"/>
-                <w:szCs w:val="20"/>
+                <w:sz w:val="22"/>
+                <w:szCs w:val="22"/>
+                <w:color w:val="130C0E"/>
+              </w:rPr>
+            </w:pPr>
+            <w:r>
+              <w:rPr>
+                <w:sz w:val="22"/>
+                <w:szCs w:val="22"/>
                 <w:color w:val="130C0E"/>
               </w:rPr>
               <w:t xml:space="preserve">{Reclaimed_comment}</w:t>
@@ -1732,16 +1732,16 @@
             <w:pPr>
               <w:spacing w:after="0" w:line="240" w:lineRule="auto"/>
               <w:rPr>
-                <w:sz w:val="20"/>
-                <w:szCs w:val="20"/>
-                <w:b/>
-                <w:color w:val="130C0E"/>
-              </w:rPr>
-            </w:pPr>
-            <w:r>
-              <w:rPr>
-                <w:sz w:val="20"/>
-                <w:szCs w:val="20"/>
+                <w:sz w:val="22"/>
+                <w:szCs w:val="22"/>
+                <w:b/>
+                <w:color w:val="130C0E"/>
+              </w:rPr>
+            </w:pPr>
+            <w:r>
+              <w:rPr>
+                <w:sz w:val="22"/>
+                <w:szCs w:val="22"/>
                 <w:b/>
                 <w:color w:val="130C0E"/>
               </w:rPr>
@@ -1765,15 +1765,15 @@
               <w:spacing w:after="0" w:line="240" w:lineRule="auto"/>
               <w:jc w:val="center"/>
               <w:rPr>
-                <w:sz w:val="20"/>
-                <w:szCs w:val="20"/>
-                <w:color w:val="130C0E"/>
-              </w:rPr>
-            </w:pPr>
-            <w:r>
-              <w:rPr>
-                <w:sz w:val="20"/>
-                <w:szCs w:val="20"/>
+                <w:sz w:val="22"/>
+                <w:szCs w:val="22"/>
+                <w:color w:val="130C0E"/>
+              </w:rPr>
+            </w:pPr>
+            <w:r>
+              <w:rPr>
+                <w:sz w:val="22"/>
+                <w:szCs w:val="22"/>
                 <w:color w:val="130C0E"/>
               </w:rPr>
               <w:t xml:space="preserve">{Unknown_quality}</w:t>
@@ -1795,15 +1795,15 @@
             <w:pPr>
               <w:spacing w:after="0" w:line="240" w:lineRule="auto"/>
               <w:rPr>
-                <w:sz w:val="20"/>
-                <w:szCs w:val="20"/>
-                <w:color w:val="130C0E"/>
-              </w:rPr>
-            </w:pPr>
-            <w:r>
-              <w:rPr>
-                <w:sz w:val="20"/>
-                <w:szCs w:val="20"/>
+                <w:sz w:val="22"/>
+                <w:szCs w:val="22"/>
+                <w:color w:val="130C0E"/>
+              </w:rPr>
+            </w:pPr>
+            <w:r>
+              <w:rPr>
+                <w:sz w:val="22"/>
+                <w:szCs w:val="22"/>
                 <w:color w:val="130C0E"/>
               </w:rPr>
               <w:t xml:space="preserve">{Unknown_comment}</w:t>
@@ -1819,16 +1819,16 @@
         </w:pBdr>
         <w:spacing w:before="220" w:after="90"/>
         <w:rPr>
-          <w:sz w:val="24"/>
-          <w:szCs w:val="24"/>
+          <w:sz w:val="26"/>
+          <w:szCs w:val="26"/>
           <w:b/>
           <w:color w:val="130C0E"/>
         </w:rPr>
       </w:pPr>
       <w:r>
         <w:rPr>
-          <w:sz w:val="24"/>
-          <w:szCs w:val="24"/>
+          <w:sz w:val="26"/>
+          <w:szCs w:val="26"/>
           <w:b/>
           <w:color w:val="130C0E"/>
         </w:rPr>
@@ -1839,15 +1839,15 @@
       <w:pPr>
         <w:spacing w:after="0" w:line="240" w:lineRule="auto"/>
         <w:rPr>
-          <w:sz w:val="20"/>
-          <w:szCs w:val="20"/>
+          <w:sz w:val="22"/>
+          <w:szCs w:val="22"/>
           <w:color w:val="130C0E"/>
         </w:rPr>
       </w:pPr>
       <w:r>
         <w:rPr>
-          <w:sz w:val="20"/>
-          <w:szCs w:val="20"/>
+          <w:sz w:val="22"/>
+          <w:szCs w:val="22"/>
           <w:color w:val="130C0E"/>
         </w:rPr>
         <w:t xml:space="preserve">{^dbydByClient}</w:t>
@@ -1890,16 +1890,16 @@
             <w:pPr>
               <w:spacing w:after="0" w:line="240" w:lineRule="auto"/>
               <w:rPr>
-                <w:sz w:val="20"/>
-                <w:szCs w:val="20"/>
-                <w:b/>
-                <w:color w:val="130C0E"/>
-              </w:rPr>
-            </w:pPr>
-            <w:r>
-              <w:rPr>
-                <w:sz w:val="20"/>
-                <w:szCs w:val="20"/>
+                <w:sz w:val="22"/>
+                <w:szCs w:val="22"/>
+                <w:b/>
+                <w:color w:val="130C0E"/>
+              </w:rPr>
+            </w:pPr>
+            <w:r>
+              <w:rPr>
+                <w:sz w:val="22"/>
+                <w:szCs w:val="22"/>
                 <w:b/>
                 <w:color w:val="130C0E"/>
               </w:rPr>
@@ -1922,15 +1922,15 @@
             <w:pPr>
               <w:spacing w:after="0" w:line="240" w:lineRule="auto"/>
               <w:rPr>
-                <w:sz w:val="20"/>
-                <w:szCs w:val="20"/>
-                <w:color w:val="130C0E"/>
-              </w:rPr>
-            </w:pPr>
-            <w:r>
-              <w:rPr>
-                <w:sz w:val="20"/>
-                <w:szCs w:val="20"/>
+                <w:sz w:val="22"/>
+                <w:szCs w:val="22"/>
+                <w:color w:val="130C0E"/>
+              </w:rPr>
+            </w:pPr>
+            <w:r>
+              <w:rPr>
+                <w:sz w:val="22"/>
+                <w:szCs w:val="22"/>
                 <w:color w:val="130C0E"/>
               </w:rPr>
               <w:t xml:space="preserve">{dbydjobno}</w:t>
@@ -1953,16 +1953,16 @@
             <w:pPr>
               <w:spacing w:after="0" w:line="240" w:lineRule="auto"/>
               <w:rPr>
-                <w:sz w:val="20"/>
-                <w:szCs w:val="20"/>
-                <w:b/>
-                <w:color w:val="130C0E"/>
-              </w:rPr>
-            </w:pPr>
-            <w:r>
-              <w:rPr>
-                <w:sz w:val="20"/>
-                <w:szCs w:val="20"/>
+                <w:sz w:val="22"/>
+                <w:szCs w:val="22"/>
+                <w:b/>
+                <w:color w:val="130C0E"/>
+              </w:rPr>
+            </w:pPr>
+            <w:r>
+              <w:rPr>
+                <w:sz w:val="22"/>
+                <w:szCs w:val="22"/>
                 <w:b/>
                 <w:color w:val="130C0E"/>
               </w:rPr>
@@ -1985,15 +1985,15 @@
             <w:pPr>
               <w:spacing w:after="0" w:line="240" w:lineRule="auto"/>
               <w:rPr>
-                <w:sz w:val="20"/>
-                <w:szCs w:val="20"/>
-                <w:color w:val="130C0E"/>
-              </w:rPr>
-            </w:pPr>
-            <w:r>
-              <w:rPr>
-                <w:sz w:val="20"/>
-                <w:szCs w:val="20"/>
+                <w:sz w:val="22"/>
+                <w:szCs w:val="22"/>
+                <w:color w:val="130C0E"/>
+              </w:rPr>
+            </w:pPr>
+            <w:r>
+              <w:rPr>
+                <w:sz w:val="22"/>
+                <w:szCs w:val="22"/>
                 <w:color w:val="130C0E"/>
               </w:rPr>
               <w:t xml:space="preserve">{dbyddate}</w:t>
@@ -2017,16 +2017,16 @@
             <w:pPr>
               <w:spacing w:after="0" w:line="240" w:lineRule="auto"/>
               <w:rPr>
-                <w:sz w:val="20"/>
-                <w:szCs w:val="20"/>
-                <w:b/>
-                <w:color w:val="130C0E"/>
-              </w:rPr>
-            </w:pPr>
-            <w:r>
-              <w:rPr>
-                <w:sz w:val="20"/>
-                <w:szCs w:val="20"/>
+                <w:sz w:val="22"/>
+                <w:szCs w:val="22"/>
+                <w:b/>
+                <w:color w:val="130C0E"/>
+              </w:rPr>
+            </w:pPr>
+            <w:r>
+              <w:rPr>
+                <w:sz w:val="22"/>
+                <w:szCs w:val="22"/>
                 <w:b/>
                 <w:color w:val="130C0E"/>
               </w:rPr>
@@ -2049,15 +2049,15 @@
             <w:pPr>
               <w:spacing w:after="0" w:line="240" w:lineRule="auto"/>
               <w:rPr>
-                <w:sz w:val="20"/>
-                <w:szCs w:val="20"/>
-                <w:color w:val="130C0E"/>
-              </w:rPr>
-            </w:pPr>
-            <w:r>
-              <w:rPr>
-                <w:sz w:val="20"/>
-                <w:szCs w:val="20"/>
+                <w:sz w:val="22"/>
+                <w:szCs w:val="22"/>
+                <w:color w:val="130C0E"/>
+              </w:rPr>
+            </w:pPr>
+            <w:r>
+              <w:rPr>
+                <w:sz w:val="22"/>
+                <w:szCs w:val="22"/>
                 <w:color w:val="130C0E"/>
               </w:rPr>
               <w:t xml:space="preserve">{dbydavailable}</w:t>
@@ -2079,16 +2079,16 @@
             <w:pPr>
               <w:spacing w:after="0" w:line="240" w:lineRule="auto"/>
               <w:rPr>
-                <w:sz w:val="20"/>
-                <w:szCs w:val="20"/>
-                <w:b/>
-                <w:color w:val="130C0E"/>
-              </w:rPr>
-            </w:pPr>
-            <w:r>
-              <w:rPr>
-                <w:sz w:val="20"/>
-                <w:szCs w:val="20"/>
+                <w:sz w:val="22"/>
+                <w:szCs w:val="22"/>
+                <w:b/>
+                <w:color w:val="130C0E"/>
+              </w:rPr>
+            </w:pPr>
+            <w:r>
+              <w:rPr>
+                <w:sz w:val="22"/>
+                <w:szCs w:val="22"/>
                 <w:b/>
                 <w:color w:val="130C0E"/>
               </w:rPr>
@@ -2111,15 +2111,15 @@
             <w:pPr>
               <w:spacing w:after="0" w:line="240" w:lineRule="auto"/>
               <w:rPr>
-                <w:sz w:val="20"/>
-                <w:szCs w:val="20"/>
-                <w:color w:val="130C0E"/>
-              </w:rPr>
-            </w:pPr>
-            <w:r>
-              <w:rPr>
-                <w:sz w:val="20"/>
-                <w:szCs w:val="20"/>
+                <w:sz w:val="22"/>
+                <w:szCs w:val="22"/>
+                <w:color w:val="130C0E"/>
+              </w:rPr>
+            </w:pPr>
+            <w:r>
+              <w:rPr>
+                <w:sz w:val="22"/>
+                <w:szCs w:val="22"/>
                 <w:color w:val="130C0E"/>
               </w:rPr>
               <w:t xml:space="preserve">{dbydplans}</w:t>
@@ -2144,16 +2144,16 @@
             <w:pPr>
               <w:spacing w:after="0" w:line="240" w:lineRule="auto"/>
               <w:rPr>
-                <w:sz w:val="20"/>
-                <w:szCs w:val="20"/>
-                <w:b/>
-                <w:color w:val="130C0E"/>
-              </w:rPr>
-            </w:pPr>
-            <w:r>
-              <w:rPr>
-                <w:sz w:val="20"/>
-                <w:szCs w:val="20"/>
+                <w:sz w:val="22"/>
+                <w:szCs w:val="22"/>
+                <w:b/>
+                <w:color w:val="130C0E"/>
+              </w:rPr>
+            </w:pPr>
+            <w:r>
+              <w:rPr>
+                <w:sz w:val="22"/>
+                <w:szCs w:val="22"/>
                 <w:b/>
                 <w:color w:val="130C0E"/>
               </w:rPr>
@@ -2176,15 +2176,15 @@
             <w:pPr>
               <w:spacing w:after="0" w:line="240" w:lineRule="auto"/>
               <w:rPr>
-                <w:sz w:val="20"/>
-                <w:szCs w:val="20"/>
-                <w:color w:val="130C0E"/>
-              </w:rPr>
-            </w:pPr>
-            <w:r>
-              <w:rPr>
-                <w:sz w:val="20"/>
-                <w:szCs w:val="20"/>
+                <w:sz w:val="22"/>
+                <w:szCs w:val="22"/>
+                <w:color w:val="130C0E"/>
+              </w:rPr>
+            </w:pPr>
+            <w:r>
+              <w:rPr>
+                <w:sz w:val="22"/>
+                <w:szCs w:val="22"/>
                 <w:color w:val="130C0E"/>
               </w:rPr>
               <w:t xml:space="preserve">{SWMS}</w:t>
@@ -2207,16 +2207,16 @@
             <w:pPr>
               <w:spacing w:after="0" w:line="240" w:lineRule="auto"/>
               <w:rPr>
-                <w:sz w:val="20"/>
-                <w:szCs w:val="20"/>
-                <w:b/>
-                <w:color w:val="130C0E"/>
-              </w:rPr>
-            </w:pPr>
-            <w:r>
-              <w:rPr>
-                <w:sz w:val="20"/>
-                <w:szCs w:val="20"/>
+                <w:sz w:val="22"/>
+                <w:szCs w:val="22"/>
+                <w:b/>
+                <w:color w:val="130C0E"/>
+              </w:rPr>
+            </w:pPr>
+            <w:r>
+              <w:rPr>
+                <w:sz w:val="22"/>
+                <w:szCs w:val="22"/>
                 <w:b/>
                 <w:color w:val="130C0E"/>
               </w:rPr>
@@ -2239,15 +2239,15 @@
             <w:pPr>
               <w:spacing w:after="0" w:line="240" w:lineRule="auto"/>
               <w:rPr>
-                <w:sz w:val="20"/>
-                <w:szCs w:val="20"/>
-                <w:color w:val="130C0E"/>
-              </w:rPr>
-            </w:pPr>
-            <w:r>
-              <w:rPr>
-                <w:sz w:val="20"/>
-                <w:szCs w:val="20"/>
+                <w:sz w:val="22"/>
+                <w:szCs w:val="22"/>
+                <w:color w:val="130C0E"/>
+              </w:rPr>
+            </w:pPr>
+            <w:r>
+              <w:rPr>
+                <w:sz w:val="22"/>
+                <w:szCs w:val="22"/>
                 <w:color w:val="130C0E"/>
               </w:rPr>
               <w:t xml:space="preserve">{plansupply}</w:t>
@@ -2260,15 +2260,15 @@
       <w:pPr>
         <w:spacing w:after="0" w:line="240" w:lineRule="auto"/>
         <w:rPr>
-          <w:sz w:val="20"/>
-          <w:szCs w:val="20"/>
+          <w:sz w:val="22"/>
+          <w:szCs w:val="22"/>
           <w:color w:val="130C0E"/>
         </w:rPr>
       </w:pPr>
       <w:r>
         <w:rPr>
-          <w:sz w:val="20"/>
-          <w:szCs w:val="20"/>
+          <w:sz w:val="22"/>
+          <w:szCs w:val="22"/>
           <w:color w:val="130C0E"/>
         </w:rPr>
         <w:t xml:space="preserve">{/dbydByClient}</w:t>
@@ -2278,16 +2278,16 @@
       <w:pPr>
         <w:spacing w:after="0" w:line="240" w:lineRule="auto"/>
         <w:rPr>
-          <w:sz w:val="20"/>
-          <w:szCs w:val="20"/>
+          <w:sz w:val="22"/>
+          <w:szCs w:val="22"/>
           <w:b/>
           <w:color w:val="130C0E"/>
         </w:rPr>
       </w:pPr>
       <w:r>
         <w:rPr>
-          <w:sz w:val="20"/>
-          <w:szCs w:val="20"/>
+          <w:sz w:val="22"/>
+          <w:szCs w:val="22"/>
           <w:b/>
           <w:color w:val="130C0E"/>
         </w:rPr>
@@ -2301,16 +2301,16 @@
         </w:pBdr>
         <w:spacing w:before="220" w:after="90"/>
         <w:rPr>
-          <w:sz w:val="24"/>
-          <w:szCs w:val="24"/>
+          <w:sz w:val="26"/>
+          <w:szCs w:val="26"/>
           <w:b/>
           <w:color w:val="130C0E"/>
         </w:rPr>
       </w:pPr>
       <w:r>
         <w:rPr>
-          <w:sz w:val="24"/>
-          <w:szCs w:val="24"/>
+          <w:sz w:val="26"/>
+          <w:szCs w:val="26"/>
           <w:b/>
           <w:color w:val="130C0E"/>
         </w:rPr>
@@ -2321,15 +2321,15 @@
       <w:pPr>
         <w:spacing w:after="0" w:line="240" w:lineRule="auto"/>
         <w:rPr>
-          <w:sz w:val="20"/>
-          <w:szCs w:val="20"/>
+          <w:sz w:val="22"/>
+          <w:szCs w:val="22"/>
           <w:color w:val="130C0E"/>
         </w:rPr>
       </w:pPr>
       <w:r>
         <w:rPr>
-          <w:sz w:val="20"/>
-          <w:szCs w:val="20"/>
+          <w:sz w:val="22"/>
+          <w:szCs w:val="22"/>
           <w:color w:val="130C0E"/>
         </w:rPr>
         <w:t xml:space="preserve">{addnotes}</w:t>
@@ -2342,16 +2342,16 @@
         </w:pBdr>
         <w:spacing w:before="220" w:after="90"/>
         <w:rPr>
-          <w:sz w:val="24"/>
-          <w:szCs w:val="24"/>
+          <w:sz w:val="26"/>
+          <w:szCs w:val="26"/>
           <w:b/>
           <w:color w:val="130C0E"/>
         </w:rPr>
       </w:pPr>
       <w:r>
         <w:rPr>
-          <w:sz w:val="24"/>
-          <w:szCs w:val="24"/>
+          <w:sz w:val="26"/>
+          <w:szCs w:val="26"/>
           <w:b/>
           <w:color w:val="130C0E"/>
         </w:rPr>
@@ -2407,16 +2407,16 @@
         </w:pBdr>
         <w:spacing w:before="220" w:after="90"/>
         <w:rPr>
-          <w:sz w:val="24"/>
-          <w:szCs w:val="24"/>
+          <w:sz w:val="26"/>
+          <w:szCs w:val="26"/>
           <w:b/>
           <w:color w:val="130C0E"/>
         </w:rPr>
       </w:pPr>
       <w:r>
         <w:rPr>
-          <w:sz w:val="24"/>
-          <w:szCs w:val="24"/>
+          <w:sz w:val="26"/>
+          <w:szCs w:val="26"/>
           <w:b/>
           <w:color w:val="130C0E"/>
         </w:rPr>
@@ -2448,15 +2448,15 @@
         <w:spacing w:after="60" w:line="252" w:lineRule="auto"/>
         <w:ind w:left="360" w:hanging="220"/>
         <w:rPr>
-          <w:sz w:val="19"/>
-          <w:szCs w:val="19"/>
+          <w:sz w:val="21"/>
+          <w:szCs w:val="21"/>
           <w:color w:val="333333"/>
         </w:rPr>
       </w:pPr>
       <w:r>
         <w:rPr>
-          <w:sz w:val="19"/>
-          <w:szCs w:val="19"/>
+          <w:sz w:val="21"/>
+          <w:szCs w:val="21"/>
           <w:color w:val="333333"/>
         </w:rPr>
         <w:t xml:space="preserve">•  Direct Service location is the highest accuracy order of service location. It refers to services which are openly visible and can be surveyed by direct measurement to the object.</w:t>
@@ -2467,15 +2467,15 @@
         <w:spacing w:after="60" w:line="252" w:lineRule="auto"/>
         <w:ind w:left="360" w:hanging="220"/>
         <w:rPr>
-          <w:sz w:val="19"/>
-          <w:szCs w:val="19"/>
+          <w:sz w:val="21"/>
+          <w:szCs w:val="21"/>
           <w:color w:val="333333"/>
         </w:rPr>
       </w:pPr>
       <w:r>
         <w:rPr>
-          <w:sz w:val="19"/>
-          <w:szCs w:val="19"/>
+          <w:sz w:val="21"/>
+          <w:szCs w:val="21"/>
           <w:color w:val="333333"/>
         </w:rPr>
         <w:t xml:space="preserve">•  Examples include: exposed pipes, open cable trenches and exposed drainage where invert/obvert measurement is possible.</w:t>
@@ -2506,15 +2506,15 @@
         <w:spacing w:after="60" w:line="252" w:lineRule="auto"/>
         <w:ind w:left="360" w:hanging="220"/>
         <w:rPr>
-          <w:sz w:val="19"/>
-          <w:szCs w:val="19"/>
+          <w:sz w:val="21"/>
+          <w:szCs w:val="21"/>
           <w:color w:val="333333"/>
         </w:rPr>
       </w:pPr>
       <w:r>
         <w:rPr>
-          <w:sz w:val="19"/>
-          <w:szCs w:val="19"/>
+          <w:sz w:val="21"/>
+          <w:szCs w:val="21"/>
           <w:color w:val="333333"/>
         </w:rPr>
         <w:t xml:space="preserve">•  Active Services are to be located using Location methods whereby services are traced using an electromagnetic signal emitted from the transmitter and received by the service detection device.</w:t>
@@ -2525,15 +2525,15 @@
         <w:spacing w:after="60" w:line="252" w:lineRule="auto"/>
         <w:ind w:left="360" w:hanging="220"/>
         <w:rPr>
-          <w:sz w:val="19"/>
-          <w:szCs w:val="19"/>
+          <w:sz w:val="21"/>
+          <w:szCs w:val="21"/>
           <w:color w:val="333333"/>
         </w:rPr>
       </w:pPr>
       <w:r>
         <w:rPr>
-          <w:sz w:val="19"/>
-          <w:szCs w:val="19"/>
+          <w:sz w:val="21"/>
+          <w:szCs w:val="21"/>
           <w:color w:val="333333"/>
         </w:rPr>
         <w:t xml:space="preserve">•  Examples of Active Location methods include using a Direct Connection or Induction Clamp. Readings are required to be marked on the ground surface.</w:t>
@@ -2544,15 +2544,15 @@
         <w:spacing w:after="60" w:line="252" w:lineRule="auto"/>
         <w:ind w:left="360" w:hanging="220"/>
         <w:rPr>
-          <w:sz w:val="19"/>
-          <w:szCs w:val="19"/>
+          <w:sz w:val="21"/>
+          <w:szCs w:val="21"/>
           <w:color w:val="333333"/>
         </w:rPr>
       </w:pPr>
       <w:r>
         <w:rPr>
-          <w:sz w:val="19"/>
-          <w:szCs w:val="19"/>
+          <w:sz w:val="21"/>
+          <w:szCs w:val="21"/>
           <w:color w:val="333333"/>
         </w:rPr>
         <w:t xml:space="preserve">•  Active Location methods are suitable for metal conduits, cables that are welded, soldered, or braided together or where a tracing wire/cathodic protection is present. This method is mandatory for rail services.</w:t>
@@ -2583,15 +2583,15 @@
         <w:spacing w:after="60" w:line="252" w:lineRule="auto"/>
         <w:ind w:left="360" w:hanging="220"/>
         <w:rPr>
-          <w:sz w:val="19"/>
-          <w:szCs w:val="19"/>
+          <w:sz w:val="21"/>
+          <w:szCs w:val="21"/>
           <w:color w:val="333333"/>
         </w:rPr>
       </w:pPr>
       <w:r>
         <w:rPr>
-          <w:sz w:val="19"/>
-          <w:szCs w:val="19"/>
+          <w:sz w:val="21"/>
+          <w:szCs w:val="21"/>
           <w:color w:val="333333"/>
         </w:rPr>
         <w:t xml:space="preserve">•  Passive Services Location uses passive methods which do not involve the use of an electromagnetic signal, transponders, or sondes. In this class the service detection device is used as a standalone.</w:t>
@@ -2602,15 +2602,15 @@
         <w:spacing w:after="60" w:line="252" w:lineRule="auto"/>
         <w:ind w:left="360" w:hanging="220"/>
         <w:rPr>
-          <w:sz w:val="19"/>
-          <w:szCs w:val="19"/>
+          <w:sz w:val="21"/>
+          <w:szCs w:val="21"/>
           <w:color w:val="333333"/>
         </w:rPr>
       </w:pPr>
       <w:r>
         <w:rPr>
-          <w:sz w:val="19"/>
-          <w:szCs w:val="19"/>
+          <w:sz w:val="21"/>
+          <w:szCs w:val="21"/>
           <w:color w:val="333333"/>
         </w:rPr>
         <w:t xml:space="preserve">•  Examples of Passive Service Location capture include radiolocation or GPR. These methods are commonly used for materials such as cast iron or steel pipes where active induction is not possible. Readings are required to be marked on the ground surface.</w:t>
@@ -2641,15 +2641,15 @@
         <w:spacing w:after="60" w:line="252" w:lineRule="auto"/>
         <w:ind w:left="360" w:hanging="220"/>
         <w:rPr>
-          <w:sz w:val="19"/>
-          <w:szCs w:val="19"/>
+          <w:sz w:val="21"/>
+          <w:szCs w:val="21"/>
           <w:color w:val="333333"/>
         </w:rPr>
       </w:pPr>
       <w:r>
         <w:rPr>
-          <w:sz w:val="19"/>
-          <w:szCs w:val="19"/>
+          <w:sz w:val="21"/>
+          <w:szCs w:val="21"/>
           <w:color w:val="333333"/>
         </w:rPr>
         <w:t xml:space="preserve">•  Unverified Services are services that have been located without confirmation by any of the above-mentioned methods. Unverified Services can include service locations approximated from DBYD plans or by joining top stones. The resulting services will be determined as unverified services.</w:t>
@@ -2660,15 +2660,15 @@
         <w:spacing w:after="60" w:line="252" w:lineRule="auto"/>
         <w:ind w:left="360" w:hanging="220"/>
         <w:rPr>
-          <w:sz w:val="19"/>
-          <w:szCs w:val="19"/>
+          <w:sz w:val="21"/>
+          <w:szCs w:val="21"/>
           <w:color w:val="333333"/>
         </w:rPr>
       </w:pPr>
       <w:r>
         <w:rPr>
-          <w:sz w:val="19"/>
-          <w:szCs w:val="19"/>
+          <w:sz w:val="21"/>
+          <w:szCs w:val="21"/>
           <w:color w:val="333333"/>
         </w:rPr>
         <w:t xml:space="preserve">•  Unverified location methods are commonly used for materials such as plastic poly tubing, clay, concrete, or uninsulated/rubber jointed cast iron pipes where other methods are not possible.</w:t>
@@ -2681,16 +2681,16 @@
         </w:pBdr>
         <w:spacing w:before="220" w:after="90"/>
         <w:rPr>
-          <w:sz w:val="24"/>
-          <w:szCs w:val="24"/>
+          <w:sz w:val="26"/>
+          <w:szCs w:val="26"/>
           <w:b/>
           <w:color w:val="130C0E"/>
         </w:rPr>
       </w:pPr>
       <w:r>
         <w:rPr>
-          <w:sz w:val="24"/>
-          <w:szCs w:val="24"/>
+          <w:sz w:val="26"/>
+          <w:szCs w:val="26"/>
           <w:b/>
           <w:color w:val="130C0E"/>
         </w:rPr>
@@ -2701,15 +2701,15 @@
       <w:pPr>
         <w:spacing w:after="0" w:line="240" w:lineRule="auto"/>
         <w:rPr>
-          <w:sz w:val="20"/>
-          <w:szCs w:val="20"/>
+          <w:sz w:val="22"/>
+          <w:szCs w:val="22"/>
           <w:color w:val="130C0E"/>
         </w:rPr>
       </w:pPr>
       <w:r>
         <w:rPr>
-          <w:sz w:val="20"/>
-          <w:szCs w:val="20"/>
+          <w:sz w:val="22"/>
+          <w:szCs w:val="22"/>
           <w:color w:val="130C0E"/>
         </w:rPr>
         <w:t xml:space="preserve">Engineering Surveys accepts no responsibility for damage occurring to Underground services, other than as a direct result of its negligence. All Engineering Surveys employees undertake regular Training and compliance with industry standards.</w:t>
@@ -2724,16 +2724,16 @@
       <w:pPr>
         <w:spacing w:after="0" w:line="240" w:lineRule="auto"/>
         <w:rPr>
-          <w:sz w:val="20"/>
-          <w:szCs w:val="20"/>
+          <w:sz w:val="22"/>
+          <w:szCs w:val="22"/>
           <w:b/>
           <w:color w:val="130C0E"/>
         </w:rPr>
       </w:pPr>
       <w:r>
         <w:rPr>
-          <w:sz w:val="20"/>
-          <w:szCs w:val="20"/>
+          <w:sz w:val="22"/>
+          <w:szCs w:val="22"/>
           <w:b/>
           <w:color w:val="130C0E"/>
         </w:rPr>
@@ -2745,15 +2745,15 @@
         <w:spacing w:after="60" w:line="252" w:lineRule="auto"/>
         <w:ind w:left="360" w:hanging="220"/>
         <w:rPr>
-          <w:sz w:val="19"/>
-          <w:szCs w:val="19"/>
+          <w:sz w:val="21"/>
+          <w:szCs w:val="21"/>
           <w:color w:val="333333"/>
         </w:rPr>
       </w:pPr>
       <w:r>
         <w:rPr>
-          <w:sz w:val="19"/>
-          <w:szCs w:val="19"/>
+          <w:sz w:val="21"/>
+          <w:szCs w:val="21"/>
           <w:color w:val="333333"/>
         </w:rPr>
         <w:t xml:space="preserve">•  Damage to any services outside the area designated by the client, as is the entire area in which work will be carried out, and/or</w:t>
@@ -2764,15 +2764,15 @@
         <w:spacing w:after="60" w:line="252" w:lineRule="auto"/>
         <w:ind w:left="360" w:hanging="220"/>
         <w:rPr>
-          <w:sz w:val="19"/>
-          <w:szCs w:val="19"/>
+          <w:sz w:val="21"/>
+          <w:szCs w:val="21"/>
           <w:color w:val="333333"/>
         </w:rPr>
       </w:pPr>
       <w:r>
         <w:rPr>
-          <w:sz w:val="19"/>
-          <w:szCs w:val="19"/>
+          <w:sz w:val="21"/>
+          <w:szCs w:val="21"/>
           <w:color w:val="333333"/>
         </w:rPr>
         <w:t xml:space="preserve">•  Damage to any service which has not been indicated, or incorrectly indicated on plans obtained through dial before you dig, or from any other source, and/or</w:t>
@@ -2783,15 +2783,15 @@
         <w:spacing w:after="60" w:line="252" w:lineRule="auto"/>
         <w:ind w:left="360" w:hanging="220"/>
         <w:rPr>
-          <w:sz w:val="19"/>
-          <w:szCs w:val="19"/>
+          <w:sz w:val="21"/>
+          <w:szCs w:val="21"/>
           <w:color w:val="333333"/>
         </w:rPr>
       </w:pPr>
       <w:r>
         <w:rPr>
-          <w:sz w:val="19"/>
-          <w:szCs w:val="19"/>
+          <w:sz w:val="21"/>
+          <w:szCs w:val="21"/>
           <w:color w:val="333333"/>
         </w:rPr>
         <w:t xml:space="preserve">•  Where the spray marker is no longer visible/legible, and/or</w:t>
@@ -2802,15 +2802,15 @@
         <w:spacing w:after="60" w:line="252" w:lineRule="auto"/>
         <w:ind w:left="360" w:hanging="220"/>
         <w:rPr>
-          <w:sz w:val="19"/>
-          <w:szCs w:val="19"/>
+          <w:sz w:val="21"/>
+          <w:szCs w:val="21"/>
           <w:color w:val="333333"/>
         </w:rPr>
       </w:pPr>
       <w:r>
         <w:rPr>
-          <w:sz w:val="19"/>
-          <w:szCs w:val="19"/>
+          <w:sz w:val="21"/>
+          <w:szCs w:val="21"/>
           <w:color w:val="333333"/>
         </w:rPr>
         <w:t xml:space="preserve">•  Failure by the client to physically expose (by non-destructive potholing methods) any marked services to confirm alignment and depth. Refer to affected asset owners ‘Duty of care’ for safe approach distance requirements, and/or</w:t>
@@ -2821,15 +2821,15 @@
         <w:spacing w:after="60" w:line="252" w:lineRule="auto"/>
         <w:ind w:left="360" w:hanging="220"/>
         <w:rPr>
-          <w:sz w:val="19"/>
-          <w:szCs w:val="19"/>
+          <w:sz w:val="21"/>
+          <w:szCs w:val="21"/>
           <w:color w:val="333333"/>
         </w:rPr>
       </w:pPr>
       <w:r>
         <w:rPr>
-          <w:sz w:val="19"/>
-          <w:szCs w:val="19"/>
+          <w:sz w:val="21"/>
+          <w:szCs w:val="21"/>
           <w:color w:val="333333"/>
         </w:rPr>
         <w:t xml:space="preserve">•  Non-conductive services are not detectable with equipment currently available. No responsibility is taken for any damage incurred to any non-conductive services (i.e. poly, pvc, concrete, and earthenware etc.), and/or</w:t>
@@ -2840,15 +2840,15 @@
         <w:spacing w:after="60" w:line="252" w:lineRule="auto"/>
         <w:ind w:left="360" w:hanging="220"/>
         <w:rPr>
-          <w:sz w:val="19"/>
-          <w:szCs w:val="19"/>
+          <w:sz w:val="21"/>
+          <w:szCs w:val="21"/>
           <w:color w:val="333333"/>
         </w:rPr>
       </w:pPr>
       <w:r>
         <w:rPr>
-          <w:sz w:val="19"/>
-          <w:szCs w:val="19"/>
+          <w:sz w:val="21"/>
+          <w:szCs w:val="21"/>
           <w:color w:val="333333"/>
         </w:rPr>
         <w:t xml:space="preserve">•  Where no visible signs or reasonable access to a conductive service is known, and/or</w:t>
@@ -2859,15 +2859,15 @@
         <w:spacing w:after="60" w:line="252" w:lineRule="auto"/>
         <w:ind w:left="360" w:hanging="220"/>
         <w:rPr>
-          <w:sz w:val="19"/>
-          <w:szCs w:val="19"/>
+          <w:sz w:val="21"/>
+          <w:szCs w:val="21"/>
           <w:color w:val="333333"/>
         </w:rPr>
       </w:pPr>
       <w:r>
         <w:rPr>
-          <w:sz w:val="19"/>
-          <w:szCs w:val="19"/>
+          <w:sz w:val="21"/>
+          <w:szCs w:val="21"/>
           <w:color w:val="333333"/>
         </w:rPr>
         <w:t xml:space="preserve">•  If conductive continuity is not maintained through the service being located.</w:t>
@@ -2878,15 +2878,15 @@
         <w:spacing w:after="60" w:line="252" w:lineRule="auto"/>
         <w:ind w:left="360" w:hanging="220"/>
         <w:rPr>
-          <w:sz w:val="19"/>
-          <w:szCs w:val="19"/>
+          <w:sz w:val="21"/>
+          <w:szCs w:val="21"/>
           <w:color w:val="333333"/>
         </w:rPr>
       </w:pPr>
       <w:r>
         <w:rPr>
-          <w:sz w:val="19"/>
-          <w:szCs w:val="19"/>
+          <w:sz w:val="21"/>
+          <w:szCs w:val="21"/>
           <w:color w:val="333333"/>
         </w:rPr>
         <w:t xml:space="preserve">•  Engineering Surveys accepts no responsibility for damage to services that have not been verified by ‘potholing’. In the event of damage to services:</w:t>
@@ -2897,15 +2897,15 @@
         <w:spacing w:after="60" w:line="252" w:lineRule="auto"/>
         <w:ind w:left="360" w:hanging="220"/>
         <w:rPr>
-          <w:sz w:val="19"/>
-          <w:szCs w:val="19"/>
+          <w:sz w:val="21"/>
+          <w:szCs w:val="21"/>
           <w:color w:val="333333"/>
         </w:rPr>
       </w:pPr>
       <w:r>
         <w:rPr>
-          <w:sz w:val="19"/>
-          <w:szCs w:val="19"/>
+          <w:sz w:val="21"/>
+          <w:szCs w:val="21"/>
           <w:color w:val="333333"/>
         </w:rPr>
         <w:t xml:space="preserve">•  All damage must be reported to Engineering Surveys prior to any repairs occurring, and/or further earthworks being conducted.</w:t>
@@ -2916,20 +2916,253 @@
         <w:spacing w:after="60" w:line="252" w:lineRule="auto"/>
         <w:ind w:left="360" w:hanging="220"/>
         <w:rPr>
-          <w:sz w:val="19"/>
-          <w:szCs w:val="19"/>
+          <w:sz w:val="21"/>
+          <w:szCs w:val="21"/>
           <w:color w:val="333333"/>
         </w:rPr>
       </w:pPr>
       <w:r>
         <w:rPr>
-          <w:sz w:val="19"/>
-          <w:szCs w:val="19"/>
+          <w:sz w:val="21"/>
+          <w:szCs w:val="21"/>
           <w:color w:val="333333"/>
         </w:rPr>
         <w:t xml:space="preserve">•  An Engineering Surveys representative is to carry out site inspection within a reasonable time period that will not delay necessary repair work.</w:t>
       </w:r>
     </w:p>
+    <w:p>
+      <w:pPr>
+        <w:pBdr>
+          <w:left w:val="single" w:sz="36" w:space="8" w:color="FFC20E"/>
+        </w:pBdr>
+        <w:spacing w:before="220" w:after="90"/>
+        <w:rPr>
+          <w:sz w:val="26"/>
+          <w:szCs w:val="26"/>
+          <w:b/>
+          <w:color w:val="130C0E"/>
+        </w:rPr>
+      </w:pPr>
+      <w:r>
+        <w:rPr>
+          <w:sz w:val="26"/>
+          <w:szCs w:val="26"/>
+          <w:b/>
+          <w:color w:val="130C0E"/>
+        </w:rPr>
+        <w:t xml:space="preserve">Sign-off</w:t>
+      </w:r>
+    </w:p>
+    <w:tbl>
+      <w:tblPr>
+        <w:tblW w:w="10086" w:type="dxa"/>
+        <w:jc w:val="left"/>
+        <w:tblInd w:w="0" w:type="dxa"/>
+        <w:tblBorders>
+          <w:top w:val="single" w:sz="4" w:space="0" w:color="E6E3DD"/>
+          <w:left w:val="single" w:sz="4" w:space="0" w:color="E6E3DD"/>
+          <w:bottom w:val="single" w:sz="4" w:space="0" w:color="E6E3DD"/>
+          <w:right w:val="single" w:sz="4" w:space="0" w:color="E6E3DD"/>
+          <w:insideH w:val="single" w:sz="4" w:space="0" w:color="E6E3DD"/>
+          <w:insideV w:val="single" w:sz="4" w:space="0" w:color="E6E3DD"/>
+        </w:tblBorders>
+      </w:tblPr>
+      <w:tblGrid>
+        <w:gridCol w:w="2900"/>
+        <w:gridCol w:w="7186"/>
+      </w:tblGrid>
+      <w:tr>
+        <w:tc>
+          <w:tcPr>
+            <w:tcW w:w="2900" w:type="dxa"/>
+            <w:shd w:val="clear" w:color="auto" w:fill="FBF6E9"/>
+            <w:tcMar>
+              <w:top w:w="40" w:type="dxa"/>
+              <w:left w:w="110" w:type="dxa"/>
+              <w:bottom w:w="40" w:type="dxa"/>
+              <w:right w:w="110" w:type="dxa"/>
+            </w:tcMar>
+            <w:vAlign w:val="center"/>
+          </w:tcPr>
+          <w:p>
+            <w:pPr>
+              <w:spacing w:after="0" w:line="240" w:lineRule="auto"/>
+              <w:rPr>
+                <w:sz w:val="22"/>
+                <w:szCs w:val="22"/>
+                <w:b/>
+                <w:color w:val="130C0E"/>
+              </w:rPr>
+            </w:pPr>
+            <w:r>
+              <w:rPr>
+                <w:sz w:val="22"/>
+                <w:szCs w:val="22"/>
+                <w:b/>
+                <w:color w:val="130C0E"/>
+              </w:rPr>
+              <w:t xml:space="preserve">UTILITY LOCATOR</w:t>
+            </w:r>
+          </w:p>
+        </w:tc>
+        <w:tc>
+          <w:tcPr>
+            <w:tcW w:w="7186" w:type="dxa"/>
+            <w:tcMar>
+              <w:top w:w="40" w:type="dxa"/>
+              <w:left w:w="110" w:type="dxa"/>
+              <w:bottom w:w="40" w:type="dxa"/>
+              <w:right w:w="110" w:type="dxa"/>
+            </w:tcMar>
+            <w:vAlign w:val="center"/>
+          </w:tcPr>
+          <w:p>
+            <w:pPr>
+              <w:spacing w:after="0" w:line="240" w:lineRule="auto"/>
+              <w:rPr>
+                <w:sz w:val="22"/>
+                <w:szCs w:val="22"/>
+                <w:color w:val="130C0E"/>
+              </w:rPr>
+            </w:pPr>
+            <w:r>
+              <w:rPr>
+                <w:sz w:val="22"/>
+                <w:szCs w:val="22"/>
+                <w:color w:val="130C0E"/>
+              </w:rPr>
+              <w:t xml:space="preserve">{signLocator}</w:t>
+            </w:r>
+          </w:p>
+        </w:tc>
+      </w:tr>
+      <w:tr>
+        <w:tc>
+          <w:tcPr>
+            <w:tcW w:w="2900" w:type="dxa"/>
+            <w:shd w:val="clear" w:color="auto" w:fill="FBF6E9"/>
+            <w:tcMar>
+              <w:top w:w="40" w:type="dxa"/>
+              <w:left w:w="110" w:type="dxa"/>
+              <w:bottom w:w="40" w:type="dxa"/>
+              <w:right w:w="110" w:type="dxa"/>
+            </w:tcMar>
+            <w:vAlign w:val="center"/>
+          </w:tcPr>
+          <w:p>
+            <w:pPr>
+              <w:spacing w:after="0" w:line="240" w:lineRule="auto"/>
+              <w:rPr>
+                <w:sz w:val="22"/>
+                <w:szCs w:val="22"/>
+                <w:b/>
+                <w:color w:val="130C0E"/>
+              </w:rPr>
+            </w:pPr>
+            <w:r>
+              <w:rPr>
+                <w:sz w:val="22"/>
+                <w:szCs w:val="22"/>
+                <w:b/>
+                <w:color w:val="130C0E"/>
+              </w:rPr>
+              <w:t xml:space="preserve">SIGNATURE</w:t>
+            </w:r>
+          </w:p>
+        </w:tc>
+        <w:tc>
+          <w:tcPr>
+            <w:tcW w:w="7186" w:type="dxa"/>
+            <w:tcMar>
+              <w:top w:w="40" w:type="dxa"/>
+              <w:left w:w="110" w:type="dxa"/>
+              <w:bottom w:w="40" w:type="dxa"/>
+              <w:right w:w="110" w:type="dxa"/>
+            </w:tcMar>
+            <w:vAlign w:val="center"/>
+          </w:tcPr>
+          <w:p>
+            <w:pPr>
+              <w:spacing w:before="40" w:after="40"/>
+            </w:pPr>
+            <w:r>
+              <w:t>{#hasSign}</w:t>
+            </w:r>
+            <w:r>
+              <w:t xml:space="preserve">{%signImage}</w:t>
+            </w:r>
+            <w:r>
+              <w:t>{/hasSign}</w:t>
+            </w:r>
+          </w:p>
+        </w:tc>
+      </w:tr>
+      <w:tr>
+        <w:tc>
+          <w:tcPr>
+            <w:tcW w:w="2900" w:type="dxa"/>
+            <w:shd w:val="clear" w:color="auto" w:fill="FBF6E9"/>
+            <w:tcMar>
+              <w:top w:w="40" w:type="dxa"/>
+              <w:left w:w="110" w:type="dxa"/>
+              <w:bottom w:w="40" w:type="dxa"/>
+              <w:right w:w="110" w:type="dxa"/>
+            </w:tcMar>
+            <w:vAlign w:val="center"/>
+          </w:tcPr>
+          <w:p>
+            <w:pPr>
+              <w:spacing w:after="0" w:line="240" w:lineRule="auto"/>
+              <w:rPr>
+                <w:sz w:val="22"/>
+                <w:szCs w:val="22"/>
+                <w:b/>
+                <w:color w:val="130C0E"/>
+              </w:rPr>
+            </w:pPr>
+            <w:r>
+              <w:rPr>
+                <w:sz w:val="22"/>
+                <w:szCs w:val="22"/>
+                <w:b/>
+                <w:color w:val="130C0E"/>
+              </w:rPr>
+              <w:t xml:space="preserve">DATE</w:t>
+            </w:r>
+          </w:p>
+        </w:tc>
+        <w:tc>
+          <w:tcPr>
+            <w:tcW w:w="7186" w:type="dxa"/>
+            <w:tcMar>
+              <w:top w:w="40" w:type="dxa"/>
+              <w:left w:w="110" w:type="dxa"/>
+              <w:bottom w:w="40" w:type="dxa"/>
+              <w:right w:w="110" w:type="dxa"/>
+            </w:tcMar>
+            <w:vAlign w:val="center"/>
+          </w:tcPr>
+          <w:p>
+            <w:pPr>
+              <w:spacing w:after="0" w:line="240" w:lineRule="auto"/>
+              <w:rPr>
+                <w:sz w:val="22"/>
+                <w:szCs w:val="22"/>
+                <w:color w:val="130C0E"/>
+              </w:rPr>
+            </w:pPr>
+            <w:r>
+              <w:rPr>
+                <w:sz w:val="22"/>
+                <w:szCs w:val="22"/>
+                <w:color w:val="130C0E"/>
+              </w:rPr>
+              <w:t xml:space="preserve">{signDate}</w:t>
+            </w:r>
+          </w:p>
+        </w:tc>
+      </w:tr>
+    </w:tbl>
     <w:sectPr>
       <w:headerReference w:type="default" r:id="rId6"/>
       <w:headerReference w:type="first" r:id="rId7"/>

--- a/public/templates/service-location.docx
+++ b/public/templates/service-location.docx
@@ -2953,216 +2953,74 @@
         <w:t xml:space="preserve">Sign-off</w:t>
       </w:r>
     </w:p>
-    <w:tbl>
-      <w:tblPr>
-        <w:tblW w:w="10086" w:type="dxa"/>
-        <w:jc w:val="left"/>
-        <w:tblInd w:w="0" w:type="dxa"/>
-        <w:tblBorders>
-          <w:top w:val="single" w:sz="4" w:space="0" w:color="E6E3DD"/>
-          <w:left w:val="single" w:sz="4" w:space="0" w:color="E6E3DD"/>
-          <w:bottom w:val="single" w:sz="4" w:space="0" w:color="E6E3DD"/>
-          <w:right w:val="single" w:sz="4" w:space="0" w:color="E6E3DD"/>
-          <w:insideH w:val="single" w:sz="4" w:space="0" w:color="E6E3DD"/>
-          <w:insideV w:val="single" w:sz="4" w:space="0" w:color="E6E3DD"/>
-        </w:tblBorders>
-      </w:tblPr>
-      <w:tblGrid>
-        <w:gridCol w:w="2900"/>
-        <w:gridCol w:w="7186"/>
-      </w:tblGrid>
-      <w:tr>
-        <w:tc>
-          <w:tcPr>
-            <w:tcW w:w="2900" w:type="dxa"/>
-            <w:shd w:val="clear" w:color="auto" w:fill="FBF6E9"/>
-            <w:tcMar>
-              <w:top w:w="40" w:type="dxa"/>
-              <w:left w:w="110" w:type="dxa"/>
-              <w:bottom w:w="40" w:type="dxa"/>
-              <w:right w:w="110" w:type="dxa"/>
-            </w:tcMar>
-            <w:vAlign w:val="center"/>
-          </w:tcPr>
-          <w:p>
-            <w:pPr>
-              <w:spacing w:after="0" w:line="240" w:lineRule="auto"/>
-              <w:rPr>
-                <w:sz w:val="22"/>
-                <w:szCs w:val="22"/>
-                <w:b/>
-                <w:color w:val="130C0E"/>
-              </w:rPr>
-            </w:pPr>
-            <w:r>
-              <w:rPr>
-                <w:sz w:val="22"/>
-                <w:szCs w:val="22"/>
-                <w:b/>
-                <w:color w:val="130C0E"/>
-              </w:rPr>
-              <w:t xml:space="preserve">UTILITY LOCATOR</w:t>
-            </w:r>
-          </w:p>
-        </w:tc>
-        <w:tc>
-          <w:tcPr>
-            <w:tcW w:w="7186" w:type="dxa"/>
-            <w:tcMar>
-              <w:top w:w="40" w:type="dxa"/>
-              <w:left w:w="110" w:type="dxa"/>
-              <w:bottom w:w="40" w:type="dxa"/>
-              <w:right w:w="110" w:type="dxa"/>
-            </w:tcMar>
-            <w:vAlign w:val="center"/>
-          </w:tcPr>
-          <w:p>
-            <w:pPr>
-              <w:spacing w:after="0" w:line="240" w:lineRule="auto"/>
-              <w:rPr>
-                <w:sz w:val="22"/>
-                <w:szCs w:val="22"/>
-                <w:color w:val="130C0E"/>
-              </w:rPr>
-            </w:pPr>
-            <w:r>
-              <w:rPr>
-                <w:sz w:val="22"/>
-                <w:szCs w:val="22"/>
-                <w:color w:val="130C0E"/>
-              </w:rPr>
-              <w:t xml:space="preserve">{signLocator}</w:t>
-            </w:r>
-          </w:p>
-        </w:tc>
-      </w:tr>
-      <w:tr>
-        <w:tc>
-          <w:tcPr>
-            <w:tcW w:w="2900" w:type="dxa"/>
-            <w:shd w:val="clear" w:color="auto" w:fill="FBF6E9"/>
-            <w:tcMar>
-              <w:top w:w="40" w:type="dxa"/>
-              <w:left w:w="110" w:type="dxa"/>
-              <w:bottom w:w="40" w:type="dxa"/>
-              <w:right w:w="110" w:type="dxa"/>
-            </w:tcMar>
-            <w:vAlign w:val="center"/>
-          </w:tcPr>
-          <w:p>
-            <w:pPr>
-              <w:spacing w:after="0" w:line="240" w:lineRule="auto"/>
-              <w:rPr>
-                <w:sz w:val="22"/>
-                <w:szCs w:val="22"/>
-                <w:b/>
-                <w:color w:val="130C0E"/>
-              </w:rPr>
-            </w:pPr>
-            <w:r>
-              <w:rPr>
-                <w:sz w:val="22"/>
-                <w:szCs w:val="22"/>
-                <w:b/>
-                <w:color w:val="130C0E"/>
-              </w:rPr>
-              <w:t xml:space="preserve">SIGNATURE</w:t>
-            </w:r>
-          </w:p>
-        </w:tc>
-        <w:tc>
-          <w:tcPr>
-            <w:tcW w:w="7186" w:type="dxa"/>
-            <w:tcMar>
-              <w:top w:w="40" w:type="dxa"/>
-              <w:left w:w="110" w:type="dxa"/>
-              <w:bottom w:w="40" w:type="dxa"/>
-              <w:right w:w="110" w:type="dxa"/>
-            </w:tcMar>
-            <w:vAlign w:val="center"/>
-          </w:tcPr>
-          <w:p>
-            <w:pPr>
-              <w:spacing w:before="40" w:after="40"/>
-            </w:pPr>
-            <w:r>
-              <w:t>{#hasSign}</w:t>
-            </w:r>
-            <w:r>
-              <w:t xml:space="preserve">{%signImage}</w:t>
-            </w:r>
-            <w:r>
-              <w:t>{/hasSign}</w:t>
-            </w:r>
-          </w:p>
-        </w:tc>
-      </w:tr>
-      <w:tr>
-        <w:tc>
-          <w:tcPr>
-            <w:tcW w:w="2900" w:type="dxa"/>
-            <w:shd w:val="clear" w:color="auto" w:fill="FBF6E9"/>
-            <w:tcMar>
-              <w:top w:w="40" w:type="dxa"/>
-              <w:left w:w="110" w:type="dxa"/>
-              <w:bottom w:w="40" w:type="dxa"/>
-              <w:right w:w="110" w:type="dxa"/>
-            </w:tcMar>
-            <w:vAlign w:val="center"/>
-          </w:tcPr>
-          <w:p>
-            <w:pPr>
-              <w:spacing w:after="0" w:line="240" w:lineRule="auto"/>
-              <w:rPr>
-                <w:sz w:val="22"/>
-                <w:szCs w:val="22"/>
-                <w:b/>
-                <w:color w:val="130C0E"/>
-              </w:rPr>
-            </w:pPr>
-            <w:r>
-              <w:rPr>
-                <w:sz w:val="22"/>
-                <w:szCs w:val="22"/>
-                <w:b/>
-                <w:color w:val="130C0E"/>
-              </w:rPr>
-              <w:t xml:space="preserve">DATE</w:t>
-            </w:r>
-          </w:p>
-        </w:tc>
-        <w:tc>
-          <w:tcPr>
-            <w:tcW w:w="7186" w:type="dxa"/>
-            <w:tcMar>
-              <w:top w:w="40" w:type="dxa"/>
-              <w:left w:w="110" w:type="dxa"/>
-              <w:bottom w:w="40" w:type="dxa"/>
-              <w:right w:w="110" w:type="dxa"/>
-            </w:tcMar>
-            <w:vAlign w:val="center"/>
-          </w:tcPr>
-          <w:p>
-            <w:pPr>
-              <w:spacing w:after="0" w:line="240" w:lineRule="auto"/>
-              <w:rPr>
-                <w:sz w:val="22"/>
-                <w:szCs w:val="22"/>
-                <w:color w:val="130C0E"/>
-              </w:rPr>
-            </w:pPr>
-            <w:r>
-              <w:rPr>
-                <w:sz w:val="22"/>
-                <w:szCs w:val="22"/>
-                <w:color w:val="130C0E"/>
-              </w:rPr>
-              <w:t xml:space="preserve">{signDate}</w:t>
-            </w:r>
-          </w:p>
-        </w:tc>
-      </w:tr>
-    </w:tbl>
+    <w:p>
+      <w:pPr>
+        <w:tabs>
+          <w:tab w:val="left" w:pos="6400"/>
+        </w:tabs>
+        <w:spacing w:before="120" w:after="360"/>
+      </w:pPr>
+      <w:r>
+        <w:rPr>
+          <w:sz w:val="24"/>
+          <w:szCs w:val="24"/>
+          <w:b/>
+          <w:color w:val="130C0E"/>
+        </w:rPr>
+        <w:t xml:space="preserve">UTILITY LOCATOR : </w:t>
+      </w:r>
+      <w:r>
+        <w:rPr>
+          <w:sz w:val="24"/>
+          <w:szCs w:val="24"/>
+          <w:color w:val="130C0E"/>
+        </w:rPr>
+        <w:t xml:space="preserve">{signLocator}</w:t>
+      </w:r>
+      <w:r>
+        <w:tab/>
+      </w:r>
+      <w:r>
+        <w:rPr>
+          <w:sz w:val="24"/>
+          <w:szCs w:val="24"/>
+          <w:b/>
+          <w:color w:val="130C0E"/>
+        </w:rPr>
+        <w:t xml:space="preserve">DATE : </w:t>
+      </w:r>
+      <w:r>
+        <w:rPr>
+          <w:sz w:val="24"/>
+          <w:szCs w:val="24"/>
+          <w:color w:val="130C0E"/>
+        </w:rPr>
+        <w:t xml:space="preserve">{signDate}</w:t>
+      </w:r>
+    </w:p>
+    <w:p>
+      <w:pPr>
+        <w:spacing w:before="160" w:after="0"/>
+      </w:pPr>
+      <w:r>
+        <w:rPr>
+          <w:sz w:val="24"/>
+          <w:szCs w:val="24"/>
+          <w:b/>
+          <w:color w:val="130C0E"/>
+        </w:rPr>
+        <w:t xml:space="preserve">SIGNATURE : </w:t>
+      </w:r>
+      <w:r>
+        <w:t>{#hasSign}</w:t>
+      </w:r>
+      <w:r>
+        <w:t xml:space="preserve">{%signImage}</w:t>
+      </w:r>
+      <w:r>
+        <w:t>{/hasSign}</w:t>
+      </w:r>
+    </w:p>
     <w:sectPr>
       <w:headerReference w:type="default" r:id="rId6"/>
       <w:headerReference w:type="first" r:id="rId7"/>

--- a/public/templates/service-location.docx
+++ b/public/templates/service-location.docx
@@ -665,7 +665,7 @@
         <w:tc>
           <w:tcPr>
             <w:tcW w:w="3400" w:type="dxa"/>
-            <w:shd w:val="clear" w:color="auto" w:fill="F6E84F"/>
+            <w:shd w:val="clear" w:color="auto" w:fill="FFD500"/>
             <w:tcMar>
               <w:top w:w="40" w:type="dxa"/>
               <w:left w:w="110" w:type="dxa"/>
@@ -761,7 +761,7 @@
         <w:tc>
           <w:tcPr>
             <w:tcW w:w="3400" w:type="dxa"/>
-            <w:shd w:val="clear" w:color="auto" w:fill="FBE4D5"/>
+            <w:shd w:val="clear" w:color="auto" w:fill="F2E2C4"/>
             <w:tcMar>
               <w:top w:w="40" w:type="dxa"/>
               <w:left w:w="110" w:type="dxa"/>
@@ -857,31 +857,31 @@
         <w:tc>
           <w:tcPr>
             <w:tcW w:w="3400" w:type="dxa"/>
-            <w:shd w:val="clear" w:color="auto" w:fill="92D050"/>
-            <w:tcMar>
-              <w:top w:w="40" w:type="dxa"/>
-              <w:left w:w="110" w:type="dxa"/>
-              <w:bottom w:w="40" w:type="dxa"/>
-              <w:right w:w="110" w:type="dxa"/>
-            </w:tcMar>
-            <w:vAlign w:val="center"/>
-          </w:tcPr>
-          <w:p>
-            <w:pPr>
-              <w:spacing w:after="0" w:line="240" w:lineRule="auto"/>
-              <w:rPr>
-                <w:sz w:val="22"/>
-                <w:szCs w:val="22"/>
-                <w:b/>
-                <w:color w:val="130C0E"/>
-              </w:rPr>
-            </w:pPr>
-            <w:r>
-              <w:rPr>
-                <w:sz w:val="22"/>
-                <w:szCs w:val="22"/>
-                <w:b/>
-                <w:color w:val="130C0E"/>
+            <w:shd w:val="clear" w:color="auto" w:fill="00B050"/>
+            <w:tcMar>
+              <w:top w:w="40" w:type="dxa"/>
+              <w:left w:w="110" w:type="dxa"/>
+              <w:bottom w:w="40" w:type="dxa"/>
+              <w:right w:w="110" w:type="dxa"/>
+            </w:tcMar>
+            <w:vAlign w:val="center"/>
+          </w:tcPr>
+          <w:p>
+            <w:pPr>
+              <w:spacing w:after="0" w:line="240" w:lineRule="auto"/>
+              <w:rPr>
+                <w:sz w:val="22"/>
+                <w:szCs w:val="22"/>
+                <w:b/>
+                <w:color w:val="FFFFFF"/>
+              </w:rPr>
+            </w:pPr>
+            <w:r>
+              <w:rPr>
+                <w:sz w:val="22"/>
+                <w:szCs w:val="22"/>
+                <w:b/>
+                <w:color w:val="FFFFFF"/>
               </w:rPr>
               <w:t xml:space="preserve">Stormwater</w:t>
             </w:r>
@@ -1048,7 +1048,7 @@
         <w:tc>
           <w:tcPr>
             <w:tcW w:w="3400" w:type="dxa"/>
-            <w:shd w:val="clear" w:color="auto" w:fill="F4B083"/>
+            <w:shd w:val="clear" w:color="auto" w:fill="ED7D31"/>
             <w:tcMar>
               <w:top w:w="40" w:type="dxa"/>
               <w:left w:w="110" w:type="dxa"/>
@@ -1144,7 +1144,7 @@
         <w:tc>
           <w:tcPr>
             <w:tcW w:w="3400" w:type="dxa"/>
-            <w:shd w:val="clear" w:color="auto" w:fill="F4B083"/>
+            <w:shd w:val="clear" w:color="auto" w:fill="ED7D31"/>
             <w:tcMar>
               <w:top w:w="40" w:type="dxa"/>
               <w:left w:w="110" w:type="dxa"/>
@@ -1240,7 +1240,7 @@
         <w:tc>
           <w:tcPr>
             <w:tcW w:w="3400" w:type="dxa"/>
-            <w:shd w:val="clear" w:color="auto" w:fill="F4B083"/>
+            <w:shd w:val="clear" w:color="auto" w:fill="ED7D31"/>
             <w:tcMar>
               <w:top w:w="40" w:type="dxa"/>
               <w:left w:w="110" w:type="dxa"/>
@@ -1336,31 +1336,31 @@
         <w:tc>
           <w:tcPr>
             <w:tcW w:w="3400" w:type="dxa"/>
-            <w:shd w:val="clear" w:color="auto" w:fill="8EAADB"/>
-            <w:tcMar>
-              <w:top w:w="40" w:type="dxa"/>
-              <w:left w:w="110" w:type="dxa"/>
-              <w:bottom w:w="40" w:type="dxa"/>
-              <w:right w:w="110" w:type="dxa"/>
-            </w:tcMar>
-            <w:vAlign w:val="center"/>
-          </w:tcPr>
-          <w:p>
-            <w:pPr>
-              <w:spacing w:after="0" w:line="240" w:lineRule="auto"/>
-              <w:rPr>
-                <w:sz w:val="22"/>
-                <w:szCs w:val="22"/>
-                <w:b/>
-                <w:color w:val="130C0E"/>
-              </w:rPr>
-            </w:pPr>
-            <w:r>
-              <w:rPr>
-                <w:sz w:val="22"/>
-                <w:szCs w:val="22"/>
-                <w:b/>
-                <w:color w:val="130C0E"/>
+            <w:shd w:val="clear" w:color="auto" w:fill="2E75B6"/>
+            <w:tcMar>
+              <w:top w:w="40" w:type="dxa"/>
+              <w:left w:w="110" w:type="dxa"/>
+              <w:bottom w:w="40" w:type="dxa"/>
+              <w:right w:w="110" w:type="dxa"/>
+            </w:tcMar>
+            <w:vAlign w:val="center"/>
+          </w:tcPr>
+          <w:p>
+            <w:pPr>
+              <w:spacing w:after="0" w:line="240" w:lineRule="auto"/>
+              <w:rPr>
+                <w:sz w:val="22"/>
+                <w:szCs w:val="22"/>
+                <w:b/>
+                <w:color w:val="FFFFFF"/>
+              </w:rPr>
+            </w:pPr>
+            <w:r>
+              <w:rPr>
+                <w:sz w:val="22"/>
+                <w:szCs w:val="22"/>
+                <w:b/>
+                <w:color w:val="FFFFFF"/>
               </w:rPr>
               <w:t xml:space="preserve">Water</w:t>
             </w:r>
@@ -1432,7 +1432,7 @@
         <w:tc>
           <w:tcPr>
             <w:tcW w:w="3400" w:type="dxa"/>
-            <w:shd w:val="clear" w:color="auto" w:fill="C45911"/>
+            <w:shd w:val="clear" w:color="auto" w:fill="FF0000"/>
             <w:tcMar>
               <w:top w:w="40" w:type="dxa"/>
               <w:left w:w="110" w:type="dxa"/>
@@ -1623,31 +1623,31 @@
         <w:tc>
           <w:tcPr>
             <w:tcW w:w="3400" w:type="dxa"/>
-            <w:shd w:val="clear" w:color="auto" w:fill="D777C5"/>
-            <w:tcMar>
-              <w:top w:w="40" w:type="dxa"/>
-              <w:left w:w="110" w:type="dxa"/>
-              <w:bottom w:w="40" w:type="dxa"/>
-              <w:right w:w="110" w:type="dxa"/>
-            </w:tcMar>
-            <w:vAlign w:val="center"/>
-          </w:tcPr>
-          <w:p>
-            <w:pPr>
-              <w:spacing w:after="0" w:line="240" w:lineRule="auto"/>
-              <w:rPr>
-                <w:sz w:val="22"/>
-                <w:szCs w:val="22"/>
-                <w:b/>
-                <w:color w:val="130C0E"/>
-              </w:rPr>
-            </w:pPr>
-            <w:r>
-              <w:rPr>
-                <w:sz w:val="22"/>
-                <w:szCs w:val="22"/>
-                <w:b/>
-                <w:color w:val="130C0E"/>
+            <w:shd w:val="clear" w:color="auto" w:fill="7030A0"/>
+            <w:tcMar>
+              <w:top w:w="40" w:type="dxa"/>
+              <w:left w:w="110" w:type="dxa"/>
+              <w:bottom w:w="40" w:type="dxa"/>
+              <w:right w:w="110" w:type="dxa"/>
+            </w:tcMar>
+            <w:vAlign w:val="center"/>
+          </w:tcPr>
+          <w:p>
+            <w:pPr>
+              <w:spacing w:after="0" w:line="240" w:lineRule="auto"/>
+              <w:rPr>
+                <w:sz w:val="22"/>
+                <w:szCs w:val="22"/>
+                <w:b/>
+                <w:color w:val="FFFFFF"/>
+              </w:rPr>
+            </w:pPr>
+            <w:r>
+              <w:rPr>
+                <w:sz w:val="22"/>
+                <w:szCs w:val="22"/>
+                <w:b/>
+                <w:color w:val="FFFFFF"/>
               </w:rPr>
               <w:t xml:space="preserve">Reclaimed Water</w:t>
             </w:r>
@@ -1719,7 +1719,7 @@
         <w:tc>
           <w:tcPr>
             <w:tcW w:w="3400" w:type="dxa"/>
-            <w:shd w:val="clear" w:color="auto" w:fill="FF3399"/>
+            <w:shd w:val="clear" w:color="auto" w:fill="FF66CC"/>
             <w:tcMar>
               <w:top w:w="40" w:type="dxa"/>
               <w:left w:w="110" w:type="dxa"/>

--- a/public/templates/service-location.docx
+++ b/public/templates/service-location.docx
@@ -3011,12 +3011,21 @@
         </w:rPr>
         <w:t xml:space="preserve">SIGNATURE : </w:t>
       </w:r>
+    </w:p>
+    <w:p>
       <w:r>
         <w:t>{#hasSign}</w:t>
       </w:r>
+    </w:p>
+    <w:p>
+      <w:pPr>
+        <w:spacing w:before="40"/>
+      </w:pPr>
       <w:r>
         <w:t xml:space="preserve">{%signImage}</w:t>
       </w:r>
+    </w:p>
+    <w:p>
       <w:r>
         <w:t>{/hasSign}</w:t>
       </w:r>
